--- a/chapters/exports/13-closeout.docx
+++ b/chapters/exports/13-closeout.docx
@@ -665,7 +665,7 @@
       <w:r>
         <w:t xml:space="preserve">Examples of forms and documentation for closeout can be found in the Grant Closeout Workshop on the </w:t>
       </w:r>
-      <w:hyperlink w:history="1" r:id="rIdiof2q0htakx5h_m-umspw">
+      <w:hyperlink w:history="1" r:id="rIdbawqvre4dsc4a80mxmi1k">
         <w:r>
           <w:rPr>
             <w:rStyle w:val="Hyperlink"/>

--- a/chapters/exports/13-closeout.docx
+++ b/chapters/exports/13-closeout.docx
@@ -31,7 +31,7 @@
         <w:pStyle w:val="ListParagraph"/>
         <w:numPr>
           <w:ilvl w:val="0"/>
-          <w:numId w:val="11"/>
+          <w:numId w:val="202"/>
         </w:numPr>
       </w:pPr>
       <w:r>
@@ -43,7 +43,7 @@
         <w:pStyle w:val="ListParagraph"/>
         <w:numPr>
           <w:ilvl w:val="0"/>
-          <w:numId w:val="11"/>
+          <w:numId w:val="202"/>
         </w:numPr>
       </w:pPr>
       <w:r>
@@ -55,7 +55,7 @@
         <w:pStyle w:val="ListParagraph"/>
         <w:numPr>
           <w:ilvl w:val="0"/>
-          <w:numId w:val="11"/>
+          <w:numId w:val="202"/>
         </w:numPr>
       </w:pPr>
       <w:r>
@@ -80,7 +80,7 @@
         <w:pStyle w:val="ListParagraph"/>
         <w:numPr>
           <w:ilvl w:val="0"/>
-          <w:numId w:val="12"/>
+          <w:numId w:val="203"/>
         </w:numPr>
       </w:pPr>
       <w:r>
@@ -92,7 +92,7 @@
         <w:pStyle w:val="ListParagraph"/>
         <w:numPr>
           <w:ilvl w:val="0"/>
-          <w:numId w:val="12"/>
+          <w:numId w:val="203"/>
         </w:numPr>
       </w:pPr>
       <w:r>
@@ -143,7 +143,7 @@
         <w:pStyle w:val="ListParagraph"/>
         <w:numPr>
           <w:ilvl w:val="0"/>
-          <w:numId w:val="13"/>
+          <w:numId w:val="204"/>
         </w:numPr>
         <w:pBdr>
           <w:left w:val="double" w:color="5D85D0"/>
@@ -166,7 +166,7 @@
         <w:pStyle w:val="ListParagraph"/>
         <w:numPr>
           <w:ilvl w:val="0"/>
-          <w:numId w:val="13"/>
+          <w:numId w:val="204"/>
         </w:numPr>
       </w:pPr>
       <w:r>
@@ -185,7 +185,7 @@
         <w:pStyle w:val="ListParagraph"/>
         <w:numPr>
           <w:ilvl w:val="0"/>
-          <w:numId w:val="13"/>
+          <w:numId w:val="204"/>
         </w:numPr>
       </w:pPr>
       <w:r>
@@ -204,7 +204,7 @@
         <w:pStyle w:val="ListParagraph"/>
         <w:numPr>
           <w:ilvl w:val="0"/>
-          <w:numId w:val="13"/>
+          <w:numId w:val="204"/>
         </w:numPr>
       </w:pPr>
       <w:r>
@@ -223,7 +223,7 @@
         <w:pStyle w:val="ListParagraph"/>
         <w:numPr>
           <w:ilvl w:val="0"/>
-          <w:numId w:val="13"/>
+          <w:numId w:val="204"/>
         </w:numPr>
       </w:pPr>
       <w:r>
@@ -261,7 +261,7 @@
           <wp:inline distT="0" distB="0" distL="0" distR="0">
             <wp:extent cx="4000500" cy="2153390"/>
             <wp:effectExtent b="0" l="0" r="0" t="0"/>
-            <wp:docPr id="1" name="" descr="" title=""/>
+            <wp:docPr id="192" name="" descr="" title=""/>
             <wp:cNvGraphicFramePr>
               <a:graphicFrameLocks xmlns:a="http://schemas.openxmlformats.org/drawingml/2006/main" noChangeAspect="1"/>
             </wp:cNvGraphicFramePr>
@@ -372,7 +372,7 @@
         <w:pStyle w:val="ListParagraph"/>
         <w:numPr>
           <w:ilvl w:val="0"/>
-          <w:numId w:val="14"/>
+          <w:numId w:val="205"/>
         </w:numPr>
       </w:pPr>
       <w:r>
@@ -391,7 +391,7 @@
         <w:pStyle w:val="ListParagraph"/>
         <w:numPr>
           <w:ilvl w:val="0"/>
-          <w:numId w:val="14"/>
+          <w:numId w:val="205"/>
         </w:numPr>
       </w:pPr>
       <w:r>
@@ -410,7 +410,7 @@
         <w:pStyle w:val="ListParagraph"/>
         <w:numPr>
           <w:ilvl w:val="0"/>
-          <w:numId w:val="14"/>
+          <w:numId w:val="205"/>
         </w:numPr>
       </w:pPr>
       <w:r>
@@ -429,7 +429,7 @@
         <w:pStyle w:val="ListParagraph"/>
         <w:numPr>
           <w:ilvl w:val="0"/>
-          <w:numId w:val="14"/>
+          <w:numId w:val="205"/>
         </w:numPr>
       </w:pPr>
       <w:r>
@@ -448,7 +448,7 @@
         <w:pStyle w:val="ListParagraph"/>
         <w:numPr>
           <w:ilvl w:val="0"/>
-          <w:numId w:val="14"/>
+          <w:numId w:val="205"/>
         </w:numPr>
       </w:pPr>
       <w:r>
@@ -467,7 +467,7 @@
         <w:pStyle w:val="ListParagraph"/>
         <w:numPr>
           <w:ilvl w:val="0"/>
-          <w:numId w:val="14"/>
+          <w:numId w:val="205"/>
         </w:numPr>
       </w:pPr>
       <w:r>
@@ -529,7 +529,7 @@
         <w:pStyle w:val="ListParagraph"/>
         <w:numPr>
           <w:ilvl w:val="0"/>
-          <w:numId w:val="15"/>
+          <w:numId w:val="206"/>
         </w:numPr>
       </w:pPr>
       <w:r>
@@ -541,7 +541,7 @@
         <w:pStyle w:val="ListParagraph"/>
         <w:numPr>
           <w:ilvl w:val="0"/>
-          <w:numId w:val="15"/>
+          <w:numId w:val="206"/>
         </w:numPr>
       </w:pPr>
       <w:r>
@@ -562,7 +562,7 @@
         <w:pStyle w:val="ListParagraph"/>
         <w:numPr>
           <w:ilvl w:val="0"/>
-          <w:numId w:val="15"/>
+          <w:numId w:val="206"/>
         </w:numPr>
       </w:pPr>
       <w:r>
@@ -578,7 +578,7 @@
           <wp:inline distT="0" distB="0" distL="0" distR="0">
             <wp:extent cx="4000500" cy="1724275"/>
             <wp:effectExtent b="0" l="0" r="0" t="0"/>
-            <wp:docPr id="2" name="" descr="" title=""/>
+            <wp:docPr id="193" name="" descr="" title=""/>
             <wp:cNvGraphicFramePr>
               <a:graphicFrameLocks xmlns:a="http://schemas.openxmlformats.org/drawingml/2006/main" noChangeAspect="1"/>
             </wp:cNvGraphicFramePr>
@@ -659,13 +659,13 @@
         <w:pStyle w:val="ListParagraph"/>
         <w:numPr>
           <w:ilvl w:val="0"/>
-          <w:numId w:val="16"/>
+          <w:numId w:val="207"/>
         </w:numPr>
       </w:pPr>
       <w:r>
         <w:t xml:space="preserve">Examples of forms and documentation for closeout can be found in the Grant Closeout Workshop on the </w:t>
       </w:r>
-      <w:hyperlink w:history="1" r:id="rIdbawqvre4dsc4a80mxmi1k">
+      <w:hyperlink w:history="1" r:id="rId-2aqfnbet9is3ymm7tslv">
         <w:r>
           <w:rPr>
             <w:rStyle w:val="Hyperlink"/>
@@ -682,7 +682,7 @@
         <w:pStyle w:val="ListParagraph"/>
         <w:numPr>
           <w:ilvl w:val="0"/>
-          <w:numId w:val="16"/>
+          <w:numId w:val="207"/>
         </w:numPr>
       </w:pPr>
       <w:r>
@@ -719,7 +719,7 @@
         <wp:inline distT="0" distB="0" distL="0" distR="0">
           <wp:extent cx="608542" cy="105833"/>
           <wp:effectExtent b="0" l="0" r="0" t="0"/>
-          <wp:docPr id="3" name="" descr="" title=""/>
+          <wp:docPr id="194" name="" descr="" title=""/>
           <wp:cNvGraphicFramePr>
             <a:graphicFrameLocks xmlns:a="http://schemas.openxmlformats.org/drawingml/2006/main" noChangeAspect="1"/>
           </wp:cNvGraphicFramePr>
@@ -797,7 +797,7 @@
 
 <file path=word/numbering.xml><?xml version="1.0" encoding="utf-8"?>
 <w:numbering xmlns:wpc="http://schemas.microsoft.com/office/word/2010/wordprocessingCanvas" xmlns:mc="http://schemas.openxmlformats.org/markup-compatibility/2006" xmlns:o="urn:schemas-microsoft-com:office:office" xmlns:r="http://schemas.openxmlformats.org/officeDocument/2006/relationships" xmlns:m="http://schemas.openxmlformats.org/officeDocument/2006/math" xmlns:v="urn:schemas-microsoft-com:vml" xmlns:wp14="http://schemas.microsoft.com/office/word/2010/wordprocessingDrawing" xmlns:wp="http://schemas.openxmlformats.org/drawingml/2006/wordprocessingDrawing" xmlns:w10="urn:schemas-microsoft-com:office:word" xmlns:w="http://schemas.openxmlformats.org/wordprocessingml/2006/main" xmlns:w14="http://schemas.microsoft.com/office/word/2010/wordml" xmlns:w15="http://schemas.microsoft.com/office/word/2012/wordml" xmlns:wpg="http://schemas.microsoft.com/office/word/2010/wordprocessingGroup" xmlns:wpi="http://schemas.microsoft.com/office/word/2010/wordprocessingInk" xmlns:wne="http://schemas.microsoft.com/office/word/2006/wordml" xmlns:wps="http://schemas.microsoft.com/office/word/2010/wordprocessingShape" mc:Ignorable="w14 w15 wp14">
-  <w:abstractNum w:abstractNumId="4" w15:restartNumberingAfterBreak="0">
+  <w:abstractNum w:abstractNumId="195" w15:restartNumberingAfterBreak="0">
     <w:multiLevelType w:val="hybridMultilevel"/>
     <w:lvl w:ilvl="0" w15:tentative="1">
       <w:start w:val="1"/>
@@ -881,7 +881,7 @@
       </w:pPr>
     </w:lvl>
   </w:abstractNum>
-  <w:abstractNum w:abstractNumId="5" w15:restartNumberingAfterBreak="0">
+  <w:abstractNum w:abstractNumId="196" w15:restartNumberingAfterBreak="0">
     <w:multiLevelType w:val="hybridMultilevel"/>
     <w:lvl w:ilvl="0" w15:tentative="1">
       <w:start w:val="1"/>
@@ -965,7 +965,7 @@
       </w:pPr>
     </w:lvl>
   </w:abstractNum>
-  <w:abstractNum w:abstractNumId="6" w15:restartNumberingAfterBreak="0">
+  <w:abstractNum w:abstractNumId="197" w15:restartNumberingAfterBreak="0">
     <w:multiLevelType w:val="hybridMultilevel"/>
     <w:lvl w:ilvl="0" w15:tentative="1">
       <w:start w:val="1"/>
@@ -1049,7 +1049,7 @@
       </w:pPr>
     </w:lvl>
   </w:abstractNum>
-  <w:abstractNum w:abstractNumId="7" w15:restartNumberingAfterBreak="0">
+  <w:abstractNum w:abstractNumId="198" w15:restartNumberingAfterBreak="0">
     <w:multiLevelType w:val="hybridMultilevel"/>
     <w:lvl w:ilvl="0" w15:tentative="1">
       <w:start w:val="1"/>
@@ -1133,7 +1133,7 @@
       </w:pPr>
     </w:lvl>
   </w:abstractNum>
-  <w:abstractNum w:abstractNumId="8" w15:restartNumberingAfterBreak="0">
+  <w:abstractNum w:abstractNumId="199" w15:restartNumberingAfterBreak="0">
     <w:multiLevelType w:val="hybridMultilevel"/>
     <w:lvl w:ilvl="0" w15:tentative="1">
       <w:start w:val="1"/>
@@ -1217,7 +1217,7 @@
       </w:pPr>
     </w:lvl>
   </w:abstractNum>
-  <w:abstractNum w:abstractNumId="9" w15:restartNumberingAfterBreak="0">
+  <w:abstractNum w:abstractNumId="200" w15:restartNumberingAfterBreak="0">
     <w:multiLevelType w:val="hybridMultilevel"/>
     <w:lvl w:ilvl="0" w15:tentative="1">
       <w:start w:val="1"/>
@@ -1301,7 +1301,7 @@
       </w:pPr>
     </w:lvl>
   </w:abstractNum>
-  <w:abstractNum w:abstractNumId="10" w15:restartNumberingAfterBreak="0">
+  <w:abstractNum w:abstractNumId="201" w15:restartNumberingAfterBreak="0">
     <w:multiLevelType w:val="hybridMultilevel"/>
     <w:lvl w:ilvl="0" w15:tentative="1">
       <w:start w:val="1"/>
@@ -1386,43 +1386,43 @@
     </w:lvl>
   </w:abstractNum>
   <w:num w:numId="1">
-    <w:abstractNumId w:val="4"/>
+    <w:abstractNumId w:val="195"/>
     <w:lvlOverride w:ilvl="0">
       <w:startOverride w:val="1"/>
     </w:lvlOverride>
   </w:num>
-  <w:num w:numId="11">
-    <w:abstractNumId w:val="5"/>
+  <w:num w:numId="202">
+    <w:abstractNumId w:val="196"/>
     <w:lvlOverride w:ilvl="0">
       <w:startOverride w:val="1"/>
     </w:lvlOverride>
   </w:num>
-  <w:num w:numId="12">
-    <w:abstractNumId w:val="6"/>
+  <w:num w:numId="203">
+    <w:abstractNumId w:val="197"/>
     <w:lvlOverride w:ilvl="0">
       <w:startOverride w:val="1"/>
     </w:lvlOverride>
   </w:num>
-  <w:num w:numId="13">
-    <w:abstractNumId w:val="7"/>
+  <w:num w:numId="204">
+    <w:abstractNumId w:val="198"/>
     <w:lvlOverride w:ilvl="0">
       <w:startOverride w:val="1"/>
     </w:lvlOverride>
   </w:num>
-  <w:num w:numId="14">
-    <w:abstractNumId w:val="8"/>
+  <w:num w:numId="205">
+    <w:abstractNumId w:val="199"/>
     <w:lvlOverride w:ilvl="0">
       <w:startOverride w:val="1"/>
     </w:lvlOverride>
   </w:num>
-  <w:num w:numId="15">
-    <w:abstractNumId w:val="9"/>
+  <w:num w:numId="206">
+    <w:abstractNumId w:val="200"/>
     <w:lvlOverride w:ilvl="0">
       <w:startOverride w:val="1"/>
     </w:lvlOverride>
   </w:num>
-  <w:num w:numId="16">
-    <w:abstractNumId w:val="10"/>
+  <w:num w:numId="207">
+    <w:abstractNumId w:val="201"/>
     <w:lvlOverride w:ilvl="0">
       <w:startOverride w:val="1"/>
     </w:lvlOverride>

--- a/chapters/exports/13-closeout.docx
+++ b/chapters/exports/13-closeout.docx
@@ -665,7 +665,7 @@
       <w:r>
         <w:t xml:space="preserve">Examples of forms and documentation for closeout can be found in the Grant Closeout Workshop on the </w:t>
       </w:r>
-      <w:hyperlink w:history="1" r:id="rId-2aqfnbet9is3ymm7tslv">
+      <w:hyperlink w:history="1" r:id="rIdcl4rb0_zf6jiffdidufzr">
         <w:r>
           <w:rPr>
             <w:rStyle w:val="Hyperlink"/>

--- a/chapters/exports/13-closeout.docx
+++ b/chapters/exports/13-closeout.docx
@@ -665,7 +665,7 @@
       <w:r>
         <w:t xml:space="preserve">Examples of forms and documentation for closeout can be found in the Grant Closeout Workshop on the </w:t>
       </w:r>
-      <w:hyperlink w:history="1" r:id="rIdcl4rb0_zf6jiffdidufzr">
+      <w:hyperlink w:history="1" r:id="rIdkuknah3jx2ee1msqmq2_g">
         <w:r>
           <w:rPr>
             <w:rStyle w:val="Hyperlink"/>

--- a/chapters/exports/13-closeout.docx
+++ b/chapters/exports/13-closeout.docx
@@ -665,7 +665,7 @@
       <w:r>
         <w:t xml:space="preserve">Examples of forms and documentation for closeout can be found in the Grant Closeout Workshop on the </w:t>
       </w:r>
-      <w:hyperlink w:history="1" r:id="rIdkuknah3jx2ee1msqmq2_g">
+      <w:hyperlink w:history="1" r:id="rIdfqvgpqwh6n32iexvwwige">
         <w:r>
           <w:rPr>
             <w:rStyle w:val="Hyperlink"/>

--- a/chapters/exports/13-closeout.docx
+++ b/chapters/exports/13-closeout.docx
@@ -665,7 +665,7 @@
       <w:r>
         <w:t xml:space="preserve">Examples of forms and documentation for closeout can be found in the Grant Closeout Workshop on the </w:t>
       </w:r>
-      <w:hyperlink w:history="1" r:id="rIdfqvgpqwh6n32iexvwwige">
+      <w:hyperlink w:history="1" r:id="rIdhennnymtqj4xfoodeqq8d">
         <w:r>
           <w:rPr>
             <w:rStyle w:val="Hyperlink"/>

--- a/chapters/exports/13-closeout.docx
+++ b/chapters/exports/13-closeout.docx
@@ -665,7 +665,7 @@
       <w:r>
         <w:t xml:space="preserve">Examples of forms and documentation for closeout can be found in the Grant Closeout Workshop on the </w:t>
       </w:r>
-      <w:hyperlink w:history="1" r:id="rIdhennnymtqj4xfoodeqq8d">
+      <w:hyperlink w:history="1" r:id="rIdeqqzeqkgkcjc8bazjzioo">
         <w:r>
           <w:rPr>
             <w:rStyle w:val="Hyperlink"/>

--- a/chapters/exports/13-closeout.docx
+++ b/chapters/exports/13-closeout.docx
@@ -31,7 +31,7 @@
         <w:pStyle w:val="ListParagraph"/>
         <w:numPr>
           <w:ilvl w:val="0"/>
-          <w:numId w:val="202"/>
+          <w:numId w:val="205"/>
         </w:numPr>
       </w:pPr>
       <w:r>
@@ -43,7 +43,7 @@
         <w:pStyle w:val="ListParagraph"/>
         <w:numPr>
           <w:ilvl w:val="0"/>
-          <w:numId w:val="202"/>
+          <w:numId w:val="205"/>
         </w:numPr>
       </w:pPr>
       <w:r>
@@ -55,7 +55,7 @@
         <w:pStyle w:val="ListParagraph"/>
         <w:numPr>
           <w:ilvl w:val="0"/>
-          <w:numId w:val="202"/>
+          <w:numId w:val="205"/>
         </w:numPr>
       </w:pPr>
       <w:r>
@@ -80,7 +80,7 @@
         <w:pStyle w:val="ListParagraph"/>
         <w:numPr>
           <w:ilvl w:val="0"/>
-          <w:numId w:val="203"/>
+          <w:numId w:val="206"/>
         </w:numPr>
       </w:pPr>
       <w:r>
@@ -92,7 +92,7 @@
         <w:pStyle w:val="ListParagraph"/>
         <w:numPr>
           <w:ilvl w:val="0"/>
-          <w:numId w:val="203"/>
+          <w:numId w:val="206"/>
         </w:numPr>
       </w:pPr>
       <w:r>
@@ -143,7 +143,7 @@
         <w:pStyle w:val="ListParagraph"/>
         <w:numPr>
           <w:ilvl w:val="0"/>
-          <w:numId w:val="204"/>
+          <w:numId w:val="207"/>
         </w:numPr>
         <w:pBdr>
           <w:left w:val="double" w:color="5D85D0"/>
@@ -166,7 +166,7 @@
         <w:pStyle w:val="ListParagraph"/>
         <w:numPr>
           <w:ilvl w:val="0"/>
-          <w:numId w:val="204"/>
+          <w:numId w:val="207"/>
         </w:numPr>
       </w:pPr>
       <w:r>
@@ -185,7 +185,7 @@
         <w:pStyle w:val="ListParagraph"/>
         <w:numPr>
           <w:ilvl w:val="0"/>
-          <w:numId w:val="204"/>
+          <w:numId w:val="207"/>
         </w:numPr>
       </w:pPr>
       <w:r>
@@ -204,7 +204,7 @@
         <w:pStyle w:val="ListParagraph"/>
         <w:numPr>
           <w:ilvl w:val="0"/>
-          <w:numId w:val="204"/>
+          <w:numId w:val="207"/>
         </w:numPr>
       </w:pPr>
       <w:r>
@@ -223,7 +223,7 @@
         <w:pStyle w:val="ListParagraph"/>
         <w:numPr>
           <w:ilvl w:val="0"/>
-          <w:numId w:val="204"/>
+          <w:numId w:val="207"/>
         </w:numPr>
       </w:pPr>
       <w:r>
@@ -261,7 +261,7 @@
           <wp:inline distT="0" distB="0" distL="0" distR="0">
             <wp:extent cx="4000500" cy="2153390"/>
             <wp:effectExtent b="0" l="0" r="0" t="0"/>
-            <wp:docPr id="192" name="" descr="" title=""/>
+            <wp:docPr id="195" name="" descr="" title=""/>
             <wp:cNvGraphicFramePr>
               <a:graphicFrameLocks xmlns:a="http://schemas.openxmlformats.org/drawingml/2006/main" noChangeAspect="1"/>
             </wp:cNvGraphicFramePr>
@@ -372,7 +372,7 @@
         <w:pStyle w:val="ListParagraph"/>
         <w:numPr>
           <w:ilvl w:val="0"/>
-          <w:numId w:val="205"/>
+          <w:numId w:val="208"/>
         </w:numPr>
       </w:pPr>
       <w:r>
@@ -391,7 +391,7 @@
         <w:pStyle w:val="ListParagraph"/>
         <w:numPr>
           <w:ilvl w:val="0"/>
-          <w:numId w:val="205"/>
+          <w:numId w:val="208"/>
         </w:numPr>
       </w:pPr>
       <w:r>
@@ -410,7 +410,7 @@
         <w:pStyle w:val="ListParagraph"/>
         <w:numPr>
           <w:ilvl w:val="0"/>
-          <w:numId w:val="205"/>
+          <w:numId w:val="208"/>
         </w:numPr>
       </w:pPr>
       <w:r>
@@ -429,7 +429,7 @@
         <w:pStyle w:val="ListParagraph"/>
         <w:numPr>
           <w:ilvl w:val="0"/>
-          <w:numId w:val="205"/>
+          <w:numId w:val="208"/>
         </w:numPr>
       </w:pPr>
       <w:r>
@@ -448,7 +448,7 @@
         <w:pStyle w:val="ListParagraph"/>
         <w:numPr>
           <w:ilvl w:val="0"/>
-          <w:numId w:val="205"/>
+          <w:numId w:val="208"/>
         </w:numPr>
       </w:pPr>
       <w:r>
@@ -467,7 +467,7 @@
         <w:pStyle w:val="ListParagraph"/>
         <w:numPr>
           <w:ilvl w:val="0"/>
-          <w:numId w:val="205"/>
+          <w:numId w:val="208"/>
         </w:numPr>
       </w:pPr>
       <w:r>
@@ -529,7 +529,7 @@
         <w:pStyle w:val="ListParagraph"/>
         <w:numPr>
           <w:ilvl w:val="0"/>
-          <w:numId w:val="206"/>
+          <w:numId w:val="209"/>
         </w:numPr>
       </w:pPr>
       <w:r>
@@ -541,7 +541,7 @@
         <w:pStyle w:val="ListParagraph"/>
         <w:numPr>
           <w:ilvl w:val="0"/>
-          <w:numId w:val="206"/>
+          <w:numId w:val="209"/>
         </w:numPr>
       </w:pPr>
       <w:r>
@@ -562,7 +562,7 @@
         <w:pStyle w:val="ListParagraph"/>
         <w:numPr>
           <w:ilvl w:val="0"/>
-          <w:numId w:val="206"/>
+          <w:numId w:val="209"/>
         </w:numPr>
       </w:pPr>
       <w:r>
@@ -578,7 +578,7 @@
           <wp:inline distT="0" distB="0" distL="0" distR="0">
             <wp:extent cx="4000500" cy="1724275"/>
             <wp:effectExtent b="0" l="0" r="0" t="0"/>
-            <wp:docPr id="193" name="" descr="" title=""/>
+            <wp:docPr id="196" name="" descr="" title=""/>
             <wp:cNvGraphicFramePr>
               <a:graphicFrameLocks xmlns:a="http://schemas.openxmlformats.org/drawingml/2006/main" noChangeAspect="1"/>
             </wp:cNvGraphicFramePr>
@@ -659,13 +659,13 @@
         <w:pStyle w:val="ListParagraph"/>
         <w:numPr>
           <w:ilvl w:val="0"/>
-          <w:numId w:val="207"/>
+          <w:numId w:val="210"/>
         </w:numPr>
       </w:pPr>
       <w:r>
         <w:t xml:space="preserve">Examples of forms and documentation for closeout can be found in the Grant Closeout Workshop on the </w:t>
       </w:r>
-      <w:hyperlink w:history="1" r:id="rIdeqqzeqkgkcjc8bazjzioo">
+      <w:hyperlink w:history="1" r:id="rIdxxcwbi703jw6jblqv3qfy">
         <w:r>
           <w:rPr>
             <w:rStyle w:val="Hyperlink"/>
@@ -682,7 +682,7 @@
         <w:pStyle w:val="ListParagraph"/>
         <w:numPr>
           <w:ilvl w:val="0"/>
-          <w:numId w:val="207"/>
+          <w:numId w:val="210"/>
         </w:numPr>
       </w:pPr>
       <w:r>
@@ -719,7 +719,7 @@
         <wp:inline distT="0" distB="0" distL="0" distR="0">
           <wp:extent cx="608542" cy="105833"/>
           <wp:effectExtent b="0" l="0" r="0" t="0"/>
-          <wp:docPr id="194" name="" descr="" title=""/>
+          <wp:docPr id="197" name="" descr="" title=""/>
           <wp:cNvGraphicFramePr>
             <a:graphicFrameLocks xmlns:a="http://schemas.openxmlformats.org/drawingml/2006/main" noChangeAspect="1"/>
           </wp:cNvGraphicFramePr>
@@ -797,7 +797,7 @@
 
 <file path=word/numbering.xml><?xml version="1.0" encoding="utf-8"?>
 <w:numbering xmlns:wpc="http://schemas.microsoft.com/office/word/2010/wordprocessingCanvas" xmlns:mc="http://schemas.openxmlformats.org/markup-compatibility/2006" xmlns:o="urn:schemas-microsoft-com:office:office" xmlns:r="http://schemas.openxmlformats.org/officeDocument/2006/relationships" xmlns:m="http://schemas.openxmlformats.org/officeDocument/2006/math" xmlns:v="urn:schemas-microsoft-com:vml" xmlns:wp14="http://schemas.microsoft.com/office/word/2010/wordprocessingDrawing" xmlns:wp="http://schemas.openxmlformats.org/drawingml/2006/wordprocessingDrawing" xmlns:w10="urn:schemas-microsoft-com:office:word" xmlns:w="http://schemas.openxmlformats.org/wordprocessingml/2006/main" xmlns:w14="http://schemas.microsoft.com/office/word/2010/wordml" xmlns:w15="http://schemas.microsoft.com/office/word/2012/wordml" xmlns:wpg="http://schemas.microsoft.com/office/word/2010/wordprocessingGroup" xmlns:wpi="http://schemas.microsoft.com/office/word/2010/wordprocessingInk" xmlns:wne="http://schemas.microsoft.com/office/word/2006/wordml" xmlns:wps="http://schemas.microsoft.com/office/word/2010/wordprocessingShape" mc:Ignorable="w14 w15 wp14">
-  <w:abstractNum w:abstractNumId="195" w15:restartNumberingAfterBreak="0">
+  <w:abstractNum w:abstractNumId="198" w15:restartNumberingAfterBreak="0">
     <w:multiLevelType w:val="hybridMultilevel"/>
     <w:lvl w:ilvl="0" w15:tentative="1">
       <w:start w:val="1"/>
@@ -878,258 +878,6 @@
       <w:lvlJc w:val="left"/>
       <w:pPr>
         <w:ind w:left="6480" w:hanging="360"/>
-      </w:pPr>
-    </w:lvl>
-  </w:abstractNum>
-  <w:abstractNum w:abstractNumId="196" w15:restartNumberingAfterBreak="0">
-    <w:multiLevelType w:val="hybridMultilevel"/>
-    <w:lvl w:ilvl="0" w15:tentative="1">
-      <w:start w:val="1"/>
-      <w:numFmt w:val="decimal"/>
-      <w:lvlText w:val="%1."/>
-      <w:lvlJc w:val="start"/>
-      <w:pPr>
-        <w:ind w:left="720" w:hanging="259"/>
-      </w:pPr>
-    </w:lvl>
-    <w:lvl w:ilvl="1" w15:tentative="1">
-      <w:start w:val="1"/>
-      <w:numFmt w:val="lowerLetter"/>
-      <w:lvlText w:val="%2."/>
-      <w:lvlJc w:val="start"/>
-      <w:pPr>
-        <w:ind w:left="1440" w:hanging="259"/>
-      </w:pPr>
-    </w:lvl>
-    <w:lvl w:ilvl="2" w15:tentative="1">
-      <w:start w:val="1"/>
-      <w:numFmt w:val="lowerRoman"/>
-      <w:lvlText w:val="%3."/>
-      <w:lvlJc w:val="start"/>
-      <w:pPr>
-        <w:ind w:left="2160" w:hanging="259"/>
-      </w:pPr>
-    </w:lvl>
-    <w:lvl w:ilvl="3" w15:tentative="1">
-      <w:start w:val="1"/>
-      <w:numFmt w:val="decimal"/>
-      <w:lvlText w:val="%4."/>
-      <w:lvlJc w:val="start"/>
-      <w:pPr>
-        <w:ind w:left="2880" w:hanging="259"/>
-      </w:pPr>
-    </w:lvl>
-    <w:lvl w:ilvl="4" w15:tentative="1">
-      <w:start w:val="1"/>
-      <w:numFmt w:val="lowerLetter"/>
-      <w:lvlText w:val="%5."/>
-      <w:lvlJc w:val="start"/>
-      <w:pPr>
-        <w:ind w:left="3600" w:hanging="259"/>
-      </w:pPr>
-    </w:lvl>
-    <w:lvl w:ilvl="5" w15:tentative="1">
-      <w:start w:val="1"/>
-      <w:numFmt w:val="lowerRoman"/>
-      <w:lvlText w:val="%6."/>
-      <w:lvlJc w:val="start"/>
-      <w:pPr>
-        <w:ind w:left="4320" w:hanging="259"/>
-      </w:pPr>
-    </w:lvl>
-    <w:lvl w:ilvl="6" w15:tentative="1">
-      <w:start w:val="1"/>
-      <w:numFmt w:val="decimal"/>
-      <w:lvlText w:val="%7."/>
-      <w:lvlJc w:val="start"/>
-      <w:pPr>
-        <w:ind w:left="5040" w:hanging="259"/>
-      </w:pPr>
-    </w:lvl>
-    <w:lvl w:ilvl="7" w15:tentative="1">
-      <w:start w:val="1"/>
-      <w:numFmt w:val="lowerLetter"/>
-      <w:lvlText w:val="%8."/>
-      <w:lvlJc w:val="start"/>
-      <w:pPr>
-        <w:ind w:left="5760" w:hanging="259"/>
-      </w:pPr>
-    </w:lvl>
-    <w:lvl w:ilvl="8" w15:tentative="1">
-      <w:start w:val="1"/>
-      <w:numFmt w:val="lowerRoman"/>
-      <w:lvlText w:val="%9."/>
-      <w:lvlJc w:val="start"/>
-      <w:pPr>
-        <w:ind w:left="6480" w:hanging="259"/>
-      </w:pPr>
-    </w:lvl>
-  </w:abstractNum>
-  <w:abstractNum w:abstractNumId="197" w15:restartNumberingAfterBreak="0">
-    <w:multiLevelType w:val="hybridMultilevel"/>
-    <w:lvl w:ilvl="0" w15:tentative="1">
-      <w:start w:val="1"/>
-      <w:numFmt w:val="decimal"/>
-      <w:lvlText w:val="%1."/>
-      <w:lvlJc w:val="start"/>
-      <w:pPr>
-        <w:ind w:left="720" w:hanging="259"/>
-      </w:pPr>
-    </w:lvl>
-    <w:lvl w:ilvl="1" w15:tentative="1">
-      <w:start w:val="1"/>
-      <w:numFmt w:val="lowerLetter"/>
-      <w:lvlText w:val="%2."/>
-      <w:lvlJc w:val="start"/>
-      <w:pPr>
-        <w:ind w:left="1440" w:hanging="259"/>
-      </w:pPr>
-    </w:lvl>
-    <w:lvl w:ilvl="2" w15:tentative="1">
-      <w:start w:val="1"/>
-      <w:numFmt w:val="lowerRoman"/>
-      <w:lvlText w:val="%3."/>
-      <w:lvlJc w:val="start"/>
-      <w:pPr>
-        <w:ind w:left="2160" w:hanging="259"/>
-      </w:pPr>
-    </w:lvl>
-    <w:lvl w:ilvl="3" w15:tentative="1">
-      <w:start w:val="1"/>
-      <w:numFmt w:val="decimal"/>
-      <w:lvlText w:val="%4."/>
-      <w:lvlJc w:val="start"/>
-      <w:pPr>
-        <w:ind w:left="2880" w:hanging="259"/>
-      </w:pPr>
-    </w:lvl>
-    <w:lvl w:ilvl="4" w15:tentative="1">
-      <w:start w:val="1"/>
-      <w:numFmt w:val="lowerLetter"/>
-      <w:lvlText w:val="%5."/>
-      <w:lvlJc w:val="start"/>
-      <w:pPr>
-        <w:ind w:left="3600" w:hanging="259"/>
-      </w:pPr>
-    </w:lvl>
-    <w:lvl w:ilvl="5" w15:tentative="1">
-      <w:start w:val="1"/>
-      <w:numFmt w:val="lowerRoman"/>
-      <w:lvlText w:val="%6."/>
-      <w:lvlJc w:val="start"/>
-      <w:pPr>
-        <w:ind w:left="4320" w:hanging="259"/>
-      </w:pPr>
-    </w:lvl>
-    <w:lvl w:ilvl="6" w15:tentative="1">
-      <w:start w:val="1"/>
-      <w:numFmt w:val="decimal"/>
-      <w:lvlText w:val="%7."/>
-      <w:lvlJc w:val="start"/>
-      <w:pPr>
-        <w:ind w:left="5040" w:hanging="259"/>
-      </w:pPr>
-    </w:lvl>
-    <w:lvl w:ilvl="7" w15:tentative="1">
-      <w:start w:val="1"/>
-      <w:numFmt w:val="lowerLetter"/>
-      <w:lvlText w:val="%8."/>
-      <w:lvlJc w:val="start"/>
-      <w:pPr>
-        <w:ind w:left="5760" w:hanging="259"/>
-      </w:pPr>
-    </w:lvl>
-    <w:lvl w:ilvl="8" w15:tentative="1">
-      <w:start w:val="1"/>
-      <w:numFmt w:val="lowerRoman"/>
-      <w:lvlText w:val="%9."/>
-      <w:lvlJc w:val="start"/>
-      <w:pPr>
-        <w:ind w:left="6480" w:hanging="259"/>
-      </w:pPr>
-    </w:lvl>
-  </w:abstractNum>
-  <w:abstractNum w:abstractNumId="198" w15:restartNumberingAfterBreak="0">
-    <w:multiLevelType w:val="hybridMultilevel"/>
-    <w:lvl w:ilvl="0" w15:tentative="1">
-      <w:start w:val="1"/>
-      <w:numFmt w:val="decimal"/>
-      <w:lvlText w:val="%1."/>
-      <w:lvlJc w:val="start"/>
-      <w:pPr>
-        <w:ind w:left="720" w:hanging="259"/>
-      </w:pPr>
-    </w:lvl>
-    <w:lvl w:ilvl="1" w15:tentative="1">
-      <w:start w:val="1"/>
-      <w:numFmt w:val="lowerLetter"/>
-      <w:lvlText w:val="%2."/>
-      <w:lvlJc w:val="start"/>
-      <w:pPr>
-        <w:ind w:left="1440" w:hanging="259"/>
-      </w:pPr>
-    </w:lvl>
-    <w:lvl w:ilvl="2" w15:tentative="1">
-      <w:start w:val="1"/>
-      <w:numFmt w:val="lowerRoman"/>
-      <w:lvlText w:val="%3."/>
-      <w:lvlJc w:val="start"/>
-      <w:pPr>
-        <w:ind w:left="2160" w:hanging="259"/>
-      </w:pPr>
-    </w:lvl>
-    <w:lvl w:ilvl="3" w15:tentative="1">
-      <w:start w:val="1"/>
-      <w:numFmt w:val="decimal"/>
-      <w:lvlText w:val="%4."/>
-      <w:lvlJc w:val="start"/>
-      <w:pPr>
-        <w:ind w:left="2880" w:hanging="259"/>
-      </w:pPr>
-    </w:lvl>
-    <w:lvl w:ilvl="4" w15:tentative="1">
-      <w:start w:val="1"/>
-      <w:numFmt w:val="lowerLetter"/>
-      <w:lvlText w:val="%5."/>
-      <w:lvlJc w:val="start"/>
-      <w:pPr>
-        <w:ind w:left="3600" w:hanging="259"/>
-      </w:pPr>
-    </w:lvl>
-    <w:lvl w:ilvl="5" w15:tentative="1">
-      <w:start w:val="1"/>
-      <w:numFmt w:val="lowerRoman"/>
-      <w:lvlText w:val="%6."/>
-      <w:lvlJc w:val="start"/>
-      <w:pPr>
-        <w:ind w:left="4320" w:hanging="259"/>
-      </w:pPr>
-    </w:lvl>
-    <w:lvl w:ilvl="6" w15:tentative="1">
-      <w:start w:val="1"/>
-      <w:numFmt w:val="decimal"/>
-      <w:lvlText w:val="%7."/>
-      <w:lvlJc w:val="start"/>
-      <w:pPr>
-        <w:ind w:left="5040" w:hanging="259"/>
-      </w:pPr>
-    </w:lvl>
-    <w:lvl w:ilvl="7" w15:tentative="1">
-      <w:start w:val="1"/>
-      <w:numFmt w:val="lowerLetter"/>
-      <w:lvlText w:val="%8."/>
-      <w:lvlJc w:val="start"/>
-      <w:pPr>
-        <w:ind w:left="5760" w:hanging="259"/>
-      </w:pPr>
-    </w:lvl>
-    <w:lvl w:ilvl="8" w15:tentative="1">
-      <w:start w:val="1"/>
-      <w:numFmt w:val="lowerRoman"/>
-      <w:lvlText w:val="%9."/>
-      <w:lvlJc w:val="start"/>
-      <w:pPr>
-        <w:ind w:left="6480" w:hanging="259"/>
       </w:pPr>
     </w:lvl>
   </w:abstractNum>
@@ -1385,25 +1133,259 @@
       </w:pPr>
     </w:lvl>
   </w:abstractNum>
+  <w:abstractNum w:abstractNumId="202" w15:restartNumberingAfterBreak="0">
+    <w:multiLevelType w:val="hybridMultilevel"/>
+    <w:lvl w:ilvl="0" w15:tentative="1">
+      <w:start w:val="1"/>
+      <w:numFmt w:val="decimal"/>
+      <w:lvlText w:val="%1."/>
+      <w:lvlJc w:val="start"/>
+      <w:pPr>
+        <w:ind w:left="720" w:hanging="259"/>
+      </w:pPr>
+    </w:lvl>
+    <w:lvl w:ilvl="1" w15:tentative="1">
+      <w:start w:val="1"/>
+      <w:numFmt w:val="lowerLetter"/>
+      <w:lvlText w:val="%2."/>
+      <w:lvlJc w:val="start"/>
+      <w:pPr>
+        <w:ind w:left="1440" w:hanging="259"/>
+      </w:pPr>
+    </w:lvl>
+    <w:lvl w:ilvl="2" w15:tentative="1">
+      <w:start w:val="1"/>
+      <w:numFmt w:val="lowerRoman"/>
+      <w:lvlText w:val="%3."/>
+      <w:lvlJc w:val="start"/>
+      <w:pPr>
+        <w:ind w:left="2160" w:hanging="259"/>
+      </w:pPr>
+    </w:lvl>
+    <w:lvl w:ilvl="3" w15:tentative="1">
+      <w:start w:val="1"/>
+      <w:numFmt w:val="decimal"/>
+      <w:lvlText w:val="%4."/>
+      <w:lvlJc w:val="start"/>
+      <w:pPr>
+        <w:ind w:left="2880" w:hanging="259"/>
+      </w:pPr>
+    </w:lvl>
+    <w:lvl w:ilvl="4" w15:tentative="1">
+      <w:start w:val="1"/>
+      <w:numFmt w:val="lowerLetter"/>
+      <w:lvlText w:val="%5."/>
+      <w:lvlJc w:val="start"/>
+      <w:pPr>
+        <w:ind w:left="3600" w:hanging="259"/>
+      </w:pPr>
+    </w:lvl>
+    <w:lvl w:ilvl="5" w15:tentative="1">
+      <w:start w:val="1"/>
+      <w:numFmt w:val="lowerRoman"/>
+      <w:lvlText w:val="%6."/>
+      <w:lvlJc w:val="start"/>
+      <w:pPr>
+        <w:ind w:left="4320" w:hanging="259"/>
+      </w:pPr>
+    </w:lvl>
+    <w:lvl w:ilvl="6" w15:tentative="1">
+      <w:start w:val="1"/>
+      <w:numFmt w:val="decimal"/>
+      <w:lvlText w:val="%7."/>
+      <w:lvlJc w:val="start"/>
+      <w:pPr>
+        <w:ind w:left="5040" w:hanging="259"/>
+      </w:pPr>
+    </w:lvl>
+    <w:lvl w:ilvl="7" w15:tentative="1">
+      <w:start w:val="1"/>
+      <w:numFmt w:val="lowerLetter"/>
+      <w:lvlText w:val="%8."/>
+      <w:lvlJc w:val="start"/>
+      <w:pPr>
+        <w:ind w:left="5760" w:hanging="259"/>
+      </w:pPr>
+    </w:lvl>
+    <w:lvl w:ilvl="8" w15:tentative="1">
+      <w:start w:val="1"/>
+      <w:numFmt w:val="lowerRoman"/>
+      <w:lvlText w:val="%9."/>
+      <w:lvlJc w:val="start"/>
+      <w:pPr>
+        <w:ind w:left="6480" w:hanging="259"/>
+      </w:pPr>
+    </w:lvl>
+  </w:abstractNum>
+  <w:abstractNum w:abstractNumId="203" w15:restartNumberingAfterBreak="0">
+    <w:multiLevelType w:val="hybridMultilevel"/>
+    <w:lvl w:ilvl="0" w15:tentative="1">
+      <w:start w:val="1"/>
+      <w:numFmt w:val="decimal"/>
+      <w:lvlText w:val="%1."/>
+      <w:lvlJc w:val="start"/>
+      <w:pPr>
+        <w:ind w:left="720" w:hanging="259"/>
+      </w:pPr>
+    </w:lvl>
+    <w:lvl w:ilvl="1" w15:tentative="1">
+      <w:start w:val="1"/>
+      <w:numFmt w:val="lowerLetter"/>
+      <w:lvlText w:val="%2."/>
+      <w:lvlJc w:val="start"/>
+      <w:pPr>
+        <w:ind w:left="1440" w:hanging="259"/>
+      </w:pPr>
+    </w:lvl>
+    <w:lvl w:ilvl="2" w15:tentative="1">
+      <w:start w:val="1"/>
+      <w:numFmt w:val="lowerRoman"/>
+      <w:lvlText w:val="%3."/>
+      <w:lvlJc w:val="start"/>
+      <w:pPr>
+        <w:ind w:left="2160" w:hanging="259"/>
+      </w:pPr>
+    </w:lvl>
+    <w:lvl w:ilvl="3" w15:tentative="1">
+      <w:start w:val="1"/>
+      <w:numFmt w:val="decimal"/>
+      <w:lvlText w:val="%4."/>
+      <w:lvlJc w:val="start"/>
+      <w:pPr>
+        <w:ind w:left="2880" w:hanging="259"/>
+      </w:pPr>
+    </w:lvl>
+    <w:lvl w:ilvl="4" w15:tentative="1">
+      <w:start w:val="1"/>
+      <w:numFmt w:val="lowerLetter"/>
+      <w:lvlText w:val="%5."/>
+      <w:lvlJc w:val="start"/>
+      <w:pPr>
+        <w:ind w:left="3600" w:hanging="259"/>
+      </w:pPr>
+    </w:lvl>
+    <w:lvl w:ilvl="5" w15:tentative="1">
+      <w:start w:val="1"/>
+      <w:numFmt w:val="lowerRoman"/>
+      <w:lvlText w:val="%6."/>
+      <w:lvlJc w:val="start"/>
+      <w:pPr>
+        <w:ind w:left="4320" w:hanging="259"/>
+      </w:pPr>
+    </w:lvl>
+    <w:lvl w:ilvl="6" w15:tentative="1">
+      <w:start w:val="1"/>
+      <w:numFmt w:val="decimal"/>
+      <w:lvlText w:val="%7."/>
+      <w:lvlJc w:val="start"/>
+      <w:pPr>
+        <w:ind w:left="5040" w:hanging="259"/>
+      </w:pPr>
+    </w:lvl>
+    <w:lvl w:ilvl="7" w15:tentative="1">
+      <w:start w:val="1"/>
+      <w:numFmt w:val="lowerLetter"/>
+      <w:lvlText w:val="%8."/>
+      <w:lvlJc w:val="start"/>
+      <w:pPr>
+        <w:ind w:left="5760" w:hanging="259"/>
+      </w:pPr>
+    </w:lvl>
+    <w:lvl w:ilvl="8" w15:tentative="1">
+      <w:start w:val="1"/>
+      <w:numFmt w:val="lowerRoman"/>
+      <w:lvlText w:val="%9."/>
+      <w:lvlJc w:val="start"/>
+      <w:pPr>
+        <w:ind w:left="6480" w:hanging="259"/>
+      </w:pPr>
+    </w:lvl>
+  </w:abstractNum>
+  <w:abstractNum w:abstractNumId="204" w15:restartNumberingAfterBreak="0">
+    <w:multiLevelType w:val="hybridMultilevel"/>
+    <w:lvl w:ilvl="0" w15:tentative="1">
+      <w:start w:val="1"/>
+      <w:numFmt w:val="decimal"/>
+      <w:lvlText w:val="%1."/>
+      <w:lvlJc w:val="start"/>
+      <w:pPr>
+        <w:ind w:left="720" w:hanging="259"/>
+      </w:pPr>
+    </w:lvl>
+    <w:lvl w:ilvl="1" w15:tentative="1">
+      <w:start w:val="1"/>
+      <w:numFmt w:val="lowerLetter"/>
+      <w:lvlText w:val="%2."/>
+      <w:lvlJc w:val="start"/>
+      <w:pPr>
+        <w:ind w:left="1440" w:hanging="259"/>
+      </w:pPr>
+    </w:lvl>
+    <w:lvl w:ilvl="2" w15:tentative="1">
+      <w:start w:val="1"/>
+      <w:numFmt w:val="lowerRoman"/>
+      <w:lvlText w:val="%3."/>
+      <w:lvlJc w:val="start"/>
+      <w:pPr>
+        <w:ind w:left="2160" w:hanging="259"/>
+      </w:pPr>
+    </w:lvl>
+    <w:lvl w:ilvl="3" w15:tentative="1">
+      <w:start w:val="1"/>
+      <w:numFmt w:val="decimal"/>
+      <w:lvlText w:val="%4."/>
+      <w:lvlJc w:val="start"/>
+      <w:pPr>
+        <w:ind w:left="2880" w:hanging="259"/>
+      </w:pPr>
+    </w:lvl>
+    <w:lvl w:ilvl="4" w15:tentative="1">
+      <w:start w:val="1"/>
+      <w:numFmt w:val="lowerLetter"/>
+      <w:lvlText w:val="%5."/>
+      <w:lvlJc w:val="start"/>
+      <w:pPr>
+        <w:ind w:left="3600" w:hanging="259"/>
+      </w:pPr>
+    </w:lvl>
+    <w:lvl w:ilvl="5" w15:tentative="1">
+      <w:start w:val="1"/>
+      <w:numFmt w:val="lowerRoman"/>
+      <w:lvlText w:val="%6."/>
+      <w:lvlJc w:val="start"/>
+      <w:pPr>
+        <w:ind w:left="4320" w:hanging="259"/>
+      </w:pPr>
+    </w:lvl>
+    <w:lvl w:ilvl="6" w15:tentative="1">
+      <w:start w:val="1"/>
+      <w:numFmt w:val="decimal"/>
+      <w:lvlText w:val="%7."/>
+      <w:lvlJc w:val="start"/>
+      <w:pPr>
+        <w:ind w:left="5040" w:hanging="259"/>
+      </w:pPr>
+    </w:lvl>
+    <w:lvl w:ilvl="7" w15:tentative="1">
+      <w:start w:val="1"/>
+      <w:numFmt w:val="lowerLetter"/>
+      <w:lvlText w:val="%8."/>
+      <w:lvlJc w:val="start"/>
+      <w:pPr>
+        <w:ind w:left="5760" w:hanging="259"/>
+      </w:pPr>
+    </w:lvl>
+    <w:lvl w:ilvl="8" w15:tentative="1">
+      <w:start w:val="1"/>
+      <w:numFmt w:val="lowerRoman"/>
+      <w:lvlText w:val="%9."/>
+      <w:lvlJc w:val="start"/>
+      <w:pPr>
+        <w:ind w:left="6480" w:hanging="259"/>
+      </w:pPr>
+    </w:lvl>
+  </w:abstractNum>
   <w:num w:numId="1">
-    <w:abstractNumId w:val="195"/>
-    <w:lvlOverride w:ilvl="0">
-      <w:startOverride w:val="1"/>
-    </w:lvlOverride>
-  </w:num>
-  <w:num w:numId="202">
-    <w:abstractNumId w:val="196"/>
-    <w:lvlOverride w:ilvl="0">
-      <w:startOverride w:val="1"/>
-    </w:lvlOverride>
-  </w:num>
-  <w:num w:numId="203">
-    <w:abstractNumId w:val="197"/>
-    <w:lvlOverride w:ilvl="0">
-      <w:startOverride w:val="1"/>
-    </w:lvlOverride>
-  </w:num>
-  <w:num w:numId="204">
     <w:abstractNumId w:val="198"/>
     <w:lvlOverride w:ilvl="0">
       <w:startOverride w:val="1"/>
@@ -1423,6 +1405,24 @@
   </w:num>
   <w:num w:numId="207">
     <w:abstractNumId w:val="201"/>
+    <w:lvlOverride w:ilvl="0">
+      <w:startOverride w:val="1"/>
+    </w:lvlOverride>
+  </w:num>
+  <w:num w:numId="208">
+    <w:abstractNumId w:val="202"/>
+    <w:lvlOverride w:ilvl="0">
+      <w:startOverride w:val="1"/>
+    </w:lvlOverride>
+  </w:num>
+  <w:num w:numId="209">
+    <w:abstractNumId w:val="203"/>
+    <w:lvlOverride w:ilvl="0">
+      <w:startOverride w:val="1"/>
+    </w:lvlOverride>
+  </w:num>
+  <w:num w:numId="210">
+    <w:abstractNumId w:val="204"/>
     <w:lvlOverride w:ilvl="0">
       <w:startOverride w:val="1"/>
     </w:lvlOverride>

--- a/chapters/exports/13-closeout.docx
+++ b/chapters/exports/13-closeout.docx
@@ -31,7 +31,7 @@
         <w:pStyle w:val="ListParagraph"/>
         <w:numPr>
           <w:ilvl w:val="0"/>
-          <w:numId w:val="205"/>
+          <w:numId w:val="201"/>
         </w:numPr>
       </w:pPr>
       <w:r>
@@ -43,7 +43,7 @@
         <w:pStyle w:val="ListParagraph"/>
         <w:numPr>
           <w:ilvl w:val="0"/>
-          <w:numId w:val="205"/>
+          <w:numId w:val="201"/>
         </w:numPr>
       </w:pPr>
       <w:r>
@@ -55,7 +55,7 @@
         <w:pStyle w:val="ListParagraph"/>
         <w:numPr>
           <w:ilvl w:val="0"/>
-          <w:numId w:val="205"/>
+          <w:numId w:val="201"/>
         </w:numPr>
       </w:pPr>
       <w:r>
@@ -80,7 +80,7 @@
         <w:pStyle w:val="ListParagraph"/>
         <w:numPr>
           <w:ilvl w:val="0"/>
-          <w:numId w:val="206"/>
+          <w:numId w:val="202"/>
         </w:numPr>
       </w:pPr>
       <w:r>
@@ -92,7 +92,7 @@
         <w:pStyle w:val="ListParagraph"/>
         <w:numPr>
           <w:ilvl w:val="0"/>
-          <w:numId w:val="206"/>
+          <w:numId w:val="202"/>
         </w:numPr>
       </w:pPr>
       <w:r>
@@ -143,7 +143,7 @@
         <w:pStyle w:val="ListParagraph"/>
         <w:numPr>
           <w:ilvl w:val="0"/>
-          <w:numId w:val="207"/>
+          <w:numId w:val="203"/>
         </w:numPr>
         <w:pBdr>
           <w:left w:val="double" w:color="5D85D0"/>
@@ -166,7 +166,7 @@
         <w:pStyle w:val="ListParagraph"/>
         <w:numPr>
           <w:ilvl w:val="0"/>
-          <w:numId w:val="207"/>
+          <w:numId w:val="203"/>
         </w:numPr>
       </w:pPr>
       <w:r>
@@ -185,7 +185,7 @@
         <w:pStyle w:val="ListParagraph"/>
         <w:numPr>
           <w:ilvl w:val="0"/>
-          <w:numId w:val="207"/>
+          <w:numId w:val="203"/>
         </w:numPr>
       </w:pPr>
       <w:r>
@@ -204,7 +204,7 @@
         <w:pStyle w:val="ListParagraph"/>
         <w:numPr>
           <w:ilvl w:val="0"/>
-          <w:numId w:val="207"/>
+          <w:numId w:val="203"/>
         </w:numPr>
       </w:pPr>
       <w:r>
@@ -223,7 +223,7 @@
         <w:pStyle w:val="ListParagraph"/>
         <w:numPr>
           <w:ilvl w:val="0"/>
-          <w:numId w:val="207"/>
+          <w:numId w:val="203"/>
         </w:numPr>
       </w:pPr>
       <w:r>
@@ -261,7 +261,7 @@
           <wp:inline distT="0" distB="0" distL="0" distR="0">
             <wp:extent cx="4000500" cy="2153390"/>
             <wp:effectExtent b="0" l="0" r="0" t="0"/>
-            <wp:docPr id="195" name="" descr="" title=""/>
+            <wp:docPr id="191" name="" descr="" title=""/>
             <wp:cNvGraphicFramePr>
               <a:graphicFrameLocks xmlns:a="http://schemas.openxmlformats.org/drawingml/2006/main" noChangeAspect="1"/>
             </wp:cNvGraphicFramePr>
@@ -372,7 +372,7 @@
         <w:pStyle w:val="ListParagraph"/>
         <w:numPr>
           <w:ilvl w:val="0"/>
-          <w:numId w:val="208"/>
+          <w:numId w:val="204"/>
         </w:numPr>
       </w:pPr>
       <w:r>
@@ -391,7 +391,7 @@
         <w:pStyle w:val="ListParagraph"/>
         <w:numPr>
           <w:ilvl w:val="0"/>
-          <w:numId w:val="208"/>
+          <w:numId w:val="204"/>
         </w:numPr>
       </w:pPr>
       <w:r>
@@ -410,7 +410,7 @@
         <w:pStyle w:val="ListParagraph"/>
         <w:numPr>
           <w:ilvl w:val="0"/>
-          <w:numId w:val="208"/>
+          <w:numId w:val="204"/>
         </w:numPr>
       </w:pPr>
       <w:r>
@@ -429,7 +429,7 @@
         <w:pStyle w:val="ListParagraph"/>
         <w:numPr>
           <w:ilvl w:val="0"/>
-          <w:numId w:val="208"/>
+          <w:numId w:val="204"/>
         </w:numPr>
       </w:pPr>
       <w:r>
@@ -448,7 +448,7 @@
         <w:pStyle w:val="ListParagraph"/>
         <w:numPr>
           <w:ilvl w:val="0"/>
-          <w:numId w:val="208"/>
+          <w:numId w:val="204"/>
         </w:numPr>
       </w:pPr>
       <w:r>
@@ -467,7 +467,7 @@
         <w:pStyle w:val="ListParagraph"/>
         <w:numPr>
           <w:ilvl w:val="0"/>
-          <w:numId w:val="208"/>
+          <w:numId w:val="204"/>
         </w:numPr>
       </w:pPr>
       <w:r>
@@ -529,7 +529,7 @@
         <w:pStyle w:val="ListParagraph"/>
         <w:numPr>
           <w:ilvl w:val="0"/>
-          <w:numId w:val="209"/>
+          <w:numId w:val="205"/>
         </w:numPr>
       </w:pPr>
       <w:r>
@@ -541,7 +541,7 @@
         <w:pStyle w:val="ListParagraph"/>
         <w:numPr>
           <w:ilvl w:val="0"/>
-          <w:numId w:val="209"/>
+          <w:numId w:val="205"/>
         </w:numPr>
       </w:pPr>
       <w:r>
@@ -562,7 +562,7 @@
         <w:pStyle w:val="ListParagraph"/>
         <w:numPr>
           <w:ilvl w:val="0"/>
-          <w:numId w:val="209"/>
+          <w:numId w:val="205"/>
         </w:numPr>
       </w:pPr>
       <w:r>
@@ -578,7 +578,7 @@
           <wp:inline distT="0" distB="0" distL="0" distR="0">
             <wp:extent cx="4000500" cy="1724275"/>
             <wp:effectExtent b="0" l="0" r="0" t="0"/>
-            <wp:docPr id="196" name="" descr="" title=""/>
+            <wp:docPr id="192" name="" descr="" title=""/>
             <wp:cNvGraphicFramePr>
               <a:graphicFrameLocks xmlns:a="http://schemas.openxmlformats.org/drawingml/2006/main" noChangeAspect="1"/>
             </wp:cNvGraphicFramePr>
@@ -659,13 +659,13 @@
         <w:pStyle w:val="ListParagraph"/>
         <w:numPr>
           <w:ilvl w:val="0"/>
-          <w:numId w:val="210"/>
+          <w:numId w:val="206"/>
         </w:numPr>
       </w:pPr>
       <w:r>
         <w:t xml:space="preserve">Examples of forms and documentation for closeout can be found in the Grant Closeout Workshop on the </w:t>
       </w:r>
-      <w:hyperlink w:history="1" r:id="rIdxxcwbi703jw6jblqv3qfy">
+      <w:hyperlink w:history="1" r:id="rIdpd_gvaegacxtbiicv3kbr">
         <w:r>
           <w:rPr>
             <w:rStyle w:val="Hyperlink"/>
@@ -682,7 +682,7 @@
         <w:pStyle w:val="ListParagraph"/>
         <w:numPr>
           <w:ilvl w:val="0"/>
-          <w:numId w:val="210"/>
+          <w:numId w:val="206"/>
         </w:numPr>
       </w:pPr>
       <w:r>
@@ -719,7 +719,7 @@
         <wp:inline distT="0" distB="0" distL="0" distR="0">
           <wp:extent cx="608542" cy="105833"/>
           <wp:effectExtent b="0" l="0" r="0" t="0"/>
-          <wp:docPr id="197" name="" descr="" title=""/>
+          <wp:docPr id="193" name="" descr="" title=""/>
           <wp:cNvGraphicFramePr>
             <a:graphicFrameLocks xmlns:a="http://schemas.openxmlformats.org/drawingml/2006/main" noChangeAspect="1"/>
           </wp:cNvGraphicFramePr>
@@ -797,87 +797,423 @@
 
 <file path=word/numbering.xml><?xml version="1.0" encoding="utf-8"?>
 <w:numbering xmlns:wpc="http://schemas.microsoft.com/office/word/2010/wordprocessingCanvas" xmlns:mc="http://schemas.openxmlformats.org/markup-compatibility/2006" xmlns:o="urn:schemas-microsoft-com:office:office" xmlns:r="http://schemas.openxmlformats.org/officeDocument/2006/relationships" xmlns:m="http://schemas.openxmlformats.org/officeDocument/2006/math" xmlns:v="urn:schemas-microsoft-com:vml" xmlns:wp14="http://schemas.microsoft.com/office/word/2010/wordprocessingDrawing" xmlns:wp="http://schemas.openxmlformats.org/drawingml/2006/wordprocessingDrawing" xmlns:w10="urn:schemas-microsoft-com:office:word" xmlns:w="http://schemas.openxmlformats.org/wordprocessingml/2006/main" xmlns:w14="http://schemas.microsoft.com/office/word/2010/wordml" xmlns:w15="http://schemas.microsoft.com/office/word/2012/wordml" xmlns:wpg="http://schemas.microsoft.com/office/word/2010/wordprocessingGroup" xmlns:wpi="http://schemas.microsoft.com/office/word/2010/wordprocessingInk" xmlns:wne="http://schemas.microsoft.com/office/word/2006/wordml" xmlns:wps="http://schemas.microsoft.com/office/word/2010/wordprocessingShape" mc:Ignorable="w14 w15 wp14">
+  <w:abstractNum w:abstractNumId="194" w15:restartNumberingAfterBreak="0">
+    <w:multiLevelType w:val="hybridMultilevel"/>
+    <w:lvl w:ilvl="0" w15:tentative="1">
+      <w:start w:val="1"/>
+      <w:numFmt w:val="bullet"/>
+      <w:lvlText w:val="●"/>
+      <w:lvlJc w:val="left"/>
+      <w:pPr>
+        <w:ind w:left="720" w:hanging="360"/>
+      </w:pPr>
+    </w:lvl>
+    <w:lvl w:ilvl="1" w15:tentative="1">
+      <w:start w:val="1"/>
+      <w:numFmt w:val="bullet"/>
+      <w:lvlText w:val="○"/>
+      <w:lvlJc w:val="left"/>
+      <w:pPr>
+        <w:ind w:left="1440" w:hanging="360"/>
+      </w:pPr>
+    </w:lvl>
+    <w:lvl w:ilvl="2" w15:tentative="1">
+      <w:start w:val="1"/>
+      <w:numFmt w:val="bullet"/>
+      <w:lvlText w:val="■"/>
+      <w:lvlJc w:val="left"/>
+      <w:pPr>
+        <w:ind w:left="2160" w:hanging="360"/>
+      </w:pPr>
+    </w:lvl>
+    <w:lvl w:ilvl="3" w15:tentative="1">
+      <w:start w:val="1"/>
+      <w:numFmt w:val="bullet"/>
+      <w:lvlText w:val="●"/>
+      <w:lvlJc w:val="left"/>
+      <w:pPr>
+        <w:ind w:left="2880" w:hanging="360"/>
+      </w:pPr>
+    </w:lvl>
+    <w:lvl w:ilvl="4" w15:tentative="1">
+      <w:start w:val="1"/>
+      <w:numFmt w:val="bullet"/>
+      <w:lvlText w:val="○"/>
+      <w:lvlJc w:val="left"/>
+      <w:pPr>
+        <w:ind w:left="3600" w:hanging="360"/>
+      </w:pPr>
+    </w:lvl>
+    <w:lvl w:ilvl="5" w15:tentative="1">
+      <w:start w:val="1"/>
+      <w:numFmt w:val="bullet"/>
+      <w:lvlText w:val="■"/>
+      <w:lvlJc w:val="left"/>
+      <w:pPr>
+        <w:ind w:left="4320" w:hanging="360"/>
+      </w:pPr>
+    </w:lvl>
+    <w:lvl w:ilvl="6" w15:tentative="1">
+      <w:start w:val="1"/>
+      <w:numFmt w:val="bullet"/>
+      <w:lvlText w:val="●"/>
+      <w:lvlJc w:val="left"/>
+      <w:pPr>
+        <w:ind w:left="5040" w:hanging="360"/>
+      </w:pPr>
+    </w:lvl>
+    <w:lvl w:ilvl="7" w15:tentative="1">
+      <w:start w:val="1"/>
+      <w:numFmt w:val="bullet"/>
+      <w:lvlText w:val="●"/>
+      <w:lvlJc w:val="left"/>
+      <w:pPr>
+        <w:ind w:left="5760" w:hanging="360"/>
+      </w:pPr>
+    </w:lvl>
+    <w:lvl w:ilvl="8" w15:tentative="1">
+      <w:start w:val="1"/>
+      <w:numFmt w:val="bullet"/>
+      <w:lvlText w:val="●"/>
+      <w:lvlJc w:val="left"/>
+      <w:pPr>
+        <w:ind w:left="6480" w:hanging="360"/>
+      </w:pPr>
+    </w:lvl>
+  </w:abstractNum>
+  <w:abstractNum w:abstractNumId="195" w15:restartNumberingAfterBreak="0">
+    <w:multiLevelType w:val="hybridMultilevel"/>
+    <w:lvl w:ilvl="0" w15:tentative="1">
+      <w:start w:val="1"/>
+      <w:numFmt w:val="decimal"/>
+      <w:lvlText w:val="%1."/>
+      <w:lvlJc w:val="start"/>
+      <w:pPr>
+        <w:ind w:left="720" w:hanging="259"/>
+      </w:pPr>
+    </w:lvl>
+    <w:lvl w:ilvl="1" w15:tentative="1">
+      <w:start w:val="1"/>
+      <w:numFmt w:val="lowerLetter"/>
+      <w:lvlText w:val="%2."/>
+      <w:lvlJc w:val="start"/>
+      <w:pPr>
+        <w:ind w:left="1440" w:hanging="259"/>
+      </w:pPr>
+    </w:lvl>
+    <w:lvl w:ilvl="2" w15:tentative="1">
+      <w:start w:val="1"/>
+      <w:numFmt w:val="lowerRoman"/>
+      <w:lvlText w:val="%3."/>
+      <w:lvlJc w:val="start"/>
+      <w:pPr>
+        <w:ind w:left="2160" w:hanging="259"/>
+      </w:pPr>
+    </w:lvl>
+    <w:lvl w:ilvl="3" w15:tentative="1">
+      <w:start w:val="1"/>
+      <w:numFmt w:val="decimal"/>
+      <w:lvlText w:val="%4."/>
+      <w:lvlJc w:val="start"/>
+      <w:pPr>
+        <w:ind w:left="2880" w:hanging="259"/>
+      </w:pPr>
+    </w:lvl>
+    <w:lvl w:ilvl="4" w15:tentative="1">
+      <w:start w:val="1"/>
+      <w:numFmt w:val="lowerLetter"/>
+      <w:lvlText w:val="%5."/>
+      <w:lvlJc w:val="start"/>
+      <w:pPr>
+        <w:ind w:left="3600" w:hanging="259"/>
+      </w:pPr>
+    </w:lvl>
+    <w:lvl w:ilvl="5" w15:tentative="1">
+      <w:start w:val="1"/>
+      <w:numFmt w:val="lowerRoman"/>
+      <w:lvlText w:val="%6."/>
+      <w:lvlJc w:val="start"/>
+      <w:pPr>
+        <w:ind w:left="4320" w:hanging="259"/>
+      </w:pPr>
+    </w:lvl>
+    <w:lvl w:ilvl="6" w15:tentative="1">
+      <w:start w:val="1"/>
+      <w:numFmt w:val="decimal"/>
+      <w:lvlText w:val="%7."/>
+      <w:lvlJc w:val="start"/>
+      <w:pPr>
+        <w:ind w:left="5040" w:hanging="259"/>
+      </w:pPr>
+    </w:lvl>
+    <w:lvl w:ilvl="7" w15:tentative="1">
+      <w:start w:val="1"/>
+      <w:numFmt w:val="lowerLetter"/>
+      <w:lvlText w:val="%8."/>
+      <w:lvlJc w:val="start"/>
+      <w:pPr>
+        <w:ind w:left="5760" w:hanging="259"/>
+      </w:pPr>
+    </w:lvl>
+    <w:lvl w:ilvl="8" w15:tentative="1">
+      <w:start w:val="1"/>
+      <w:numFmt w:val="lowerRoman"/>
+      <w:lvlText w:val="%9."/>
+      <w:lvlJc w:val="start"/>
+      <w:pPr>
+        <w:ind w:left="6480" w:hanging="259"/>
+      </w:pPr>
+    </w:lvl>
+  </w:abstractNum>
+  <w:abstractNum w:abstractNumId="196" w15:restartNumberingAfterBreak="0">
+    <w:multiLevelType w:val="hybridMultilevel"/>
+    <w:lvl w:ilvl="0" w15:tentative="1">
+      <w:start w:val="1"/>
+      <w:numFmt w:val="decimal"/>
+      <w:lvlText w:val="%1."/>
+      <w:lvlJc w:val="start"/>
+      <w:pPr>
+        <w:ind w:left="720" w:hanging="259"/>
+      </w:pPr>
+    </w:lvl>
+    <w:lvl w:ilvl="1" w15:tentative="1">
+      <w:start w:val="1"/>
+      <w:numFmt w:val="lowerLetter"/>
+      <w:lvlText w:val="%2."/>
+      <w:lvlJc w:val="start"/>
+      <w:pPr>
+        <w:ind w:left="1440" w:hanging="259"/>
+      </w:pPr>
+    </w:lvl>
+    <w:lvl w:ilvl="2" w15:tentative="1">
+      <w:start w:val="1"/>
+      <w:numFmt w:val="lowerRoman"/>
+      <w:lvlText w:val="%3."/>
+      <w:lvlJc w:val="start"/>
+      <w:pPr>
+        <w:ind w:left="2160" w:hanging="259"/>
+      </w:pPr>
+    </w:lvl>
+    <w:lvl w:ilvl="3" w15:tentative="1">
+      <w:start w:val="1"/>
+      <w:numFmt w:val="decimal"/>
+      <w:lvlText w:val="%4."/>
+      <w:lvlJc w:val="start"/>
+      <w:pPr>
+        <w:ind w:left="2880" w:hanging="259"/>
+      </w:pPr>
+    </w:lvl>
+    <w:lvl w:ilvl="4" w15:tentative="1">
+      <w:start w:val="1"/>
+      <w:numFmt w:val="lowerLetter"/>
+      <w:lvlText w:val="%5."/>
+      <w:lvlJc w:val="start"/>
+      <w:pPr>
+        <w:ind w:left="3600" w:hanging="259"/>
+      </w:pPr>
+    </w:lvl>
+    <w:lvl w:ilvl="5" w15:tentative="1">
+      <w:start w:val="1"/>
+      <w:numFmt w:val="lowerRoman"/>
+      <w:lvlText w:val="%6."/>
+      <w:lvlJc w:val="start"/>
+      <w:pPr>
+        <w:ind w:left="4320" w:hanging="259"/>
+      </w:pPr>
+    </w:lvl>
+    <w:lvl w:ilvl="6" w15:tentative="1">
+      <w:start w:val="1"/>
+      <w:numFmt w:val="decimal"/>
+      <w:lvlText w:val="%7."/>
+      <w:lvlJc w:val="start"/>
+      <w:pPr>
+        <w:ind w:left="5040" w:hanging="259"/>
+      </w:pPr>
+    </w:lvl>
+    <w:lvl w:ilvl="7" w15:tentative="1">
+      <w:start w:val="1"/>
+      <w:numFmt w:val="lowerLetter"/>
+      <w:lvlText w:val="%8."/>
+      <w:lvlJc w:val="start"/>
+      <w:pPr>
+        <w:ind w:left="5760" w:hanging="259"/>
+      </w:pPr>
+    </w:lvl>
+    <w:lvl w:ilvl="8" w15:tentative="1">
+      <w:start w:val="1"/>
+      <w:numFmt w:val="lowerRoman"/>
+      <w:lvlText w:val="%9."/>
+      <w:lvlJc w:val="start"/>
+      <w:pPr>
+        <w:ind w:left="6480" w:hanging="259"/>
+      </w:pPr>
+    </w:lvl>
+  </w:abstractNum>
+  <w:abstractNum w:abstractNumId="197" w15:restartNumberingAfterBreak="0">
+    <w:multiLevelType w:val="hybridMultilevel"/>
+    <w:lvl w:ilvl="0" w15:tentative="1">
+      <w:start w:val="1"/>
+      <w:numFmt w:val="decimal"/>
+      <w:lvlText w:val="%1."/>
+      <w:lvlJc w:val="start"/>
+      <w:pPr>
+        <w:ind w:left="720" w:hanging="259"/>
+      </w:pPr>
+    </w:lvl>
+    <w:lvl w:ilvl="1" w15:tentative="1">
+      <w:start w:val="1"/>
+      <w:numFmt w:val="lowerLetter"/>
+      <w:lvlText w:val="%2."/>
+      <w:lvlJc w:val="start"/>
+      <w:pPr>
+        <w:ind w:left="1440" w:hanging="259"/>
+      </w:pPr>
+    </w:lvl>
+    <w:lvl w:ilvl="2" w15:tentative="1">
+      <w:start w:val="1"/>
+      <w:numFmt w:val="lowerRoman"/>
+      <w:lvlText w:val="%3."/>
+      <w:lvlJc w:val="start"/>
+      <w:pPr>
+        <w:ind w:left="2160" w:hanging="259"/>
+      </w:pPr>
+    </w:lvl>
+    <w:lvl w:ilvl="3" w15:tentative="1">
+      <w:start w:val="1"/>
+      <w:numFmt w:val="decimal"/>
+      <w:lvlText w:val="%4."/>
+      <w:lvlJc w:val="start"/>
+      <w:pPr>
+        <w:ind w:left="2880" w:hanging="259"/>
+      </w:pPr>
+    </w:lvl>
+    <w:lvl w:ilvl="4" w15:tentative="1">
+      <w:start w:val="1"/>
+      <w:numFmt w:val="lowerLetter"/>
+      <w:lvlText w:val="%5."/>
+      <w:lvlJc w:val="start"/>
+      <w:pPr>
+        <w:ind w:left="3600" w:hanging="259"/>
+      </w:pPr>
+    </w:lvl>
+    <w:lvl w:ilvl="5" w15:tentative="1">
+      <w:start w:val="1"/>
+      <w:numFmt w:val="lowerRoman"/>
+      <w:lvlText w:val="%6."/>
+      <w:lvlJc w:val="start"/>
+      <w:pPr>
+        <w:ind w:left="4320" w:hanging="259"/>
+      </w:pPr>
+    </w:lvl>
+    <w:lvl w:ilvl="6" w15:tentative="1">
+      <w:start w:val="1"/>
+      <w:numFmt w:val="decimal"/>
+      <w:lvlText w:val="%7."/>
+      <w:lvlJc w:val="start"/>
+      <w:pPr>
+        <w:ind w:left="5040" w:hanging="259"/>
+      </w:pPr>
+    </w:lvl>
+    <w:lvl w:ilvl="7" w15:tentative="1">
+      <w:start w:val="1"/>
+      <w:numFmt w:val="lowerLetter"/>
+      <w:lvlText w:val="%8."/>
+      <w:lvlJc w:val="start"/>
+      <w:pPr>
+        <w:ind w:left="5760" w:hanging="259"/>
+      </w:pPr>
+    </w:lvl>
+    <w:lvl w:ilvl="8" w15:tentative="1">
+      <w:start w:val="1"/>
+      <w:numFmt w:val="lowerRoman"/>
+      <w:lvlText w:val="%9."/>
+      <w:lvlJc w:val="start"/>
+      <w:pPr>
+        <w:ind w:left="6480" w:hanging="259"/>
+      </w:pPr>
+    </w:lvl>
+  </w:abstractNum>
   <w:abstractNum w:abstractNumId="198" w15:restartNumberingAfterBreak="0">
     <w:multiLevelType w:val="hybridMultilevel"/>
     <w:lvl w:ilvl="0" w15:tentative="1">
       <w:start w:val="1"/>
-      <w:numFmt w:val="bullet"/>
-      <w:lvlText w:val="●"/>
-      <w:lvlJc w:val="left"/>
-      <w:pPr>
-        <w:ind w:left="720" w:hanging="360"/>
+      <w:numFmt w:val="decimal"/>
+      <w:lvlText w:val="%1."/>
+      <w:lvlJc w:val="start"/>
+      <w:pPr>
+        <w:ind w:left="720" w:hanging="259"/>
       </w:pPr>
     </w:lvl>
     <w:lvl w:ilvl="1" w15:tentative="1">
       <w:start w:val="1"/>
-      <w:numFmt w:val="bullet"/>
-      <w:lvlText w:val="○"/>
-      <w:lvlJc w:val="left"/>
-      <w:pPr>
-        <w:ind w:left="1440" w:hanging="360"/>
+      <w:numFmt w:val="lowerLetter"/>
+      <w:lvlText w:val="%2."/>
+      <w:lvlJc w:val="start"/>
+      <w:pPr>
+        <w:ind w:left="1440" w:hanging="259"/>
       </w:pPr>
     </w:lvl>
     <w:lvl w:ilvl="2" w15:tentative="1">
       <w:start w:val="1"/>
-      <w:numFmt w:val="bullet"/>
-      <w:lvlText w:val="■"/>
-      <w:lvlJc w:val="left"/>
-      <w:pPr>
-        <w:ind w:left="2160" w:hanging="360"/>
+      <w:numFmt w:val="lowerRoman"/>
+      <w:lvlText w:val="%3."/>
+      <w:lvlJc w:val="start"/>
+      <w:pPr>
+        <w:ind w:left="2160" w:hanging="259"/>
       </w:pPr>
     </w:lvl>
     <w:lvl w:ilvl="3" w15:tentative="1">
       <w:start w:val="1"/>
-      <w:numFmt w:val="bullet"/>
-      <w:lvlText w:val="●"/>
-      <w:lvlJc w:val="left"/>
-      <w:pPr>
-        <w:ind w:left="2880" w:hanging="360"/>
+      <w:numFmt w:val="decimal"/>
+      <w:lvlText w:val="%4."/>
+      <w:lvlJc w:val="start"/>
+      <w:pPr>
+        <w:ind w:left="2880" w:hanging="259"/>
       </w:pPr>
     </w:lvl>
     <w:lvl w:ilvl="4" w15:tentative="1">
       <w:start w:val="1"/>
-      <w:numFmt w:val="bullet"/>
-      <w:lvlText w:val="○"/>
-      <w:lvlJc w:val="left"/>
-      <w:pPr>
-        <w:ind w:left="3600" w:hanging="360"/>
+      <w:numFmt w:val="lowerLetter"/>
+      <w:lvlText w:val="%5."/>
+      <w:lvlJc w:val="start"/>
+      <w:pPr>
+        <w:ind w:left="3600" w:hanging="259"/>
       </w:pPr>
     </w:lvl>
     <w:lvl w:ilvl="5" w15:tentative="1">
       <w:start w:val="1"/>
-      <w:numFmt w:val="bullet"/>
-      <w:lvlText w:val="■"/>
-      <w:lvlJc w:val="left"/>
-      <w:pPr>
-        <w:ind w:left="4320" w:hanging="360"/>
+      <w:numFmt w:val="lowerRoman"/>
+      <w:lvlText w:val="%6."/>
+      <w:lvlJc w:val="start"/>
+      <w:pPr>
+        <w:ind w:left="4320" w:hanging="259"/>
       </w:pPr>
     </w:lvl>
     <w:lvl w:ilvl="6" w15:tentative="1">
       <w:start w:val="1"/>
-      <w:numFmt w:val="bullet"/>
-      <w:lvlText w:val="●"/>
-      <w:lvlJc w:val="left"/>
-      <w:pPr>
-        <w:ind w:left="5040" w:hanging="360"/>
+      <w:numFmt w:val="decimal"/>
+      <w:lvlText w:val="%7."/>
+      <w:lvlJc w:val="start"/>
+      <w:pPr>
+        <w:ind w:left="5040" w:hanging="259"/>
       </w:pPr>
     </w:lvl>
     <w:lvl w:ilvl="7" w15:tentative="1">
       <w:start w:val="1"/>
-      <w:numFmt w:val="bullet"/>
-      <w:lvlText w:val="●"/>
-      <w:lvlJc w:val="left"/>
-      <w:pPr>
-        <w:ind w:left="5760" w:hanging="360"/>
+      <w:numFmt w:val="lowerLetter"/>
+      <w:lvlText w:val="%8."/>
+      <w:lvlJc w:val="start"/>
+      <w:pPr>
+        <w:ind w:left="5760" w:hanging="259"/>
       </w:pPr>
     </w:lvl>
     <w:lvl w:ilvl="8" w15:tentative="1">
       <w:start w:val="1"/>
-      <w:numFmt w:val="bullet"/>
-      <w:lvlText w:val="●"/>
-      <w:lvlJc w:val="left"/>
-      <w:pPr>
-        <w:ind w:left="6480" w:hanging="360"/>
+      <w:numFmt w:val="lowerRoman"/>
+      <w:lvlText w:val="%9."/>
+      <w:lvlJc w:val="start"/>
+      <w:pPr>
+        <w:ind w:left="6480" w:hanging="259"/>
       </w:pPr>
     </w:lvl>
   </w:abstractNum>
@@ -1049,343 +1385,31 @@
       </w:pPr>
     </w:lvl>
   </w:abstractNum>
-  <w:abstractNum w:abstractNumId="201" w15:restartNumberingAfterBreak="0">
-    <w:multiLevelType w:val="hybridMultilevel"/>
-    <w:lvl w:ilvl="0" w15:tentative="1">
-      <w:start w:val="1"/>
-      <w:numFmt w:val="decimal"/>
-      <w:lvlText w:val="%1."/>
-      <w:lvlJc w:val="start"/>
-      <w:pPr>
-        <w:ind w:left="720" w:hanging="259"/>
-      </w:pPr>
-    </w:lvl>
-    <w:lvl w:ilvl="1" w15:tentative="1">
-      <w:start w:val="1"/>
-      <w:numFmt w:val="lowerLetter"/>
-      <w:lvlText w:val="%2."/>
-      <w:lvlJc w:val="start"/>
-      <w:pPr>
-        <w:ind w:left="1440" w:hanging="259"/>
-      </w:pPr>
-    </w:lvl>
-    <w:lvl w:ilvl="2" w15:tentative="1">
-      <w:start w:val="1"/>
-      <w:numFmt w:val="lowerRoman"/>
-      <w:lvlText w:val="%3."/>
-      <w:lvlJc w:val="start"/>
-      <w:pPr>
-        <w:ind w:left="2160" w:hanging="259"/>
-      </w:pPr>
-    </w:lvl>
-    <w:lvl w:ilvl="3" w15:tentative="1">
-      <w:start w:val="1"/>
-      <w:numFmt w:val="decimal"/>
-      <w:lvlText w:val="%4."/>
-      <w:lvlJc w:val="start"/>
-      <w:pPr>
-        <w:ind w:left="2880" w:hanging="259"/>
-      </w:pPr>
-    </w:lvl>
-    <w:lvl w:ilvl="4" w15:tentative="1">
-      <w:start w:val="1"/>
-      <w:numFmt w:val="lowerLetter"/>
-      <w:lvlText w:val="%5."/>
-      <w:lvlJc w:val="start"/>
-      <w:pPr>
-        <w:ind w:left="3600" w:hanging="259"/>
-      </w:pPr>
-    </w:lvl>
-    <w:lvl w:ilvl="5" w15:tentative="1">
-      <w:start w:val="1"/>
-      <w:numFmt w:val="lowerRoman"/>
-      <w:lvlText w:val="%6."/>
-      <w:lvlJc w:val="start"/>
-      <w:pPr>
-        <w:ind w:left="4320" w:hanging="259"/>
-      </w:pPr>
-    </w:lvl>
-    <w:lvl w:ilvl="6" w15:tentative="1">
-      <w:start w:val="1"/>
-      <w:numFmt w:val="decimal"/>
-      <w:lvlText w:val="%7."/>
-      <w:lvlJc w:val="start"/>
-      <w:pPr>
-        <w:ind w:left="5040" w:hanging="259"/>
-      </w:pPr>
-    </w:lvl>
-    <w:lvl w:ilvl="7" w15:tentative="1">
-      <w:start w:val="1"/>
-      <w:numFmt w:val="lowerLetter"/>
-      <w:lvlText w:val="%8."/>
-      <w:lvlJc w:val="start"/>
-      <w:pPr>
-        <w:ind w:left="5760" w:hanging="259"/>
-      </w:pPr>
-    </w:lvl>
-    <w:lvl w:ilvl="8" w15:tentative="1">
-      <w:start w:val="1"/>
-      <w:numFmt w:val="lowerRoman"/>
-      <w:lvlText w:val="%9."/>
-      <w:lvlJc w:val="start"/>
-      <w:pPr>
-        <w:ind w:left="6480" w:hanging="259"/>
-      </w:pPr>
-    </w:lvl>
-  </w:abstractNum>
-  <w:abstractNum w:abstractNumId="202" w15:restartNumberingAfterBreak="0">
-    <w:multiLevelType w:val="hybridMultilevel"/>
-    <w:lvl w:ilvl="0" w15:tentative="1">
-      <w:start w:val="1"/>
-      <w:numFmt w:val="decimal"/>
-      <w:lvlText w:val="%1."/>
-      <w:lvlJc w:val="start"/>
-      <w:pPr>
-        <w:ind w:left="720" w:hanging="259"/>
-      </w:pPr>
-    </w:lvl>
-    <w:lvl w:ilvl="1" w15:tentative="1">
-      <w:start w:val="1"/>
-      <w:numFmt w:val="lowerLetter"/>
-      <w:lvlText w:val="%2."/>
-      <w:lvlJc w:val="start"/>
-      <w:pPr>
-        <w:ind w:left="1440" w:hanging="259"/>
-      </w:pPr>
-    </w:lvl>
-    <w:lvl w:ilvl="2" w15:tentative="1">
-      <w:start w:val="1"/>
-      <w:numFmt w:val="lowerRoman"/>
-      <w:lvlText w:val="%3."/>
-      <w:lvlJc w:val="start"/>
-      <w:pPr>
-        <w:ind w:left="2160" w:hanging="259"/>
-      </w:pPr>
-    </w:lvl>
-    <w:lvl w:ilvl="3" w15:tentative="1">
-      <w:start w:val="1"/>
-      <w:numFmt w:val="decimal"/>
-      <w:lvlText w:val="%4."/>
-      <w:lvlJc w:val="start"/>
-      <w:pPr>
-        <w:ind w:left="2880" w:hanging="259"/>
-      </w:pPr>
-    </w:lvl>
-    <w:lvl w:ilvl="4" w15:tentative="1">
-      <w:start w:val="1"/>
-      <w:numFmt w:val="lowerLetter"/>
-      <w:lvlText w:val="%5."/>
-      <w:lvlJc w:val="start"/>
-      <w:pPr>
-        <w:ind w:left="3600" w:hanging="259"/>
-      </w:pPr>
-    </w:lvl>
-    <w:lvl w:ilvl="5" w15:tentative="1">
-      <w:start w:val="1"/>
-      <w:numFmt w:val="lowerRoman"/>
-      <w:lvlText w:val="%6."/>
-      <w:lvlJc w:val="start"/>
-      <w:pPr>
-        <w:ind w:left="4320" w:hanging="259"/>
-      </w:pPr>
-    </w:lvl>
-    <w:lvl w:ilvl="6" w15:tentative="1">
-      <w:start w:val="1"/>
-      <w:numFmt w:val="decimal"/>
-      <w:lvlText w:val="%7."/>
-      <w:lvlJc w:val="start"/>
-      <w:pPr>
-        <w:ind w:left="5040" w:hanging="259"/>
-      </w:pPr>
-    </w:lvl>
-    <w:lvl w:ilvl="7" w15:tentative="1">
-      <w:start w:val="1"/>
-      <w:numFmt w:val="lowerLetter"/>
-      <w:lvlText w:val="%8."/>
-      <w:lvlJc w:val="start"/>
-      <w:pPr>
-        <w:ind w:left="5760" w:hanging="259"/>
-      </w:pPr>
-    </w:lvl>
-    <w:lvl w:ilvl="8" w15:tentative="1">
-      <w:start w:val="1"/>
-      <w:numFmt w:val="lowerRoman"/>
-      <w:lvlText w:val="%9."/>
-      <w:lvlJc w:val="start"/>
-      <w:pPr>
-        <w:ind w:left="6480" w:hanging="259"/>
-      </w:pPr>
-    </w:lvl>
-  </w:abstractNum>
-  <w:abstractNum w:abstractNumId="203" w15:restartNumberingAfterBreak="0">
-    <w:multiLevelType w:val="hybridMultilevel"/>
-    <w:lvl w:ilvl="0" w15:tentative="1">
-      <w:start w:val="1"/>
-      <w:numFmt w:val="decimal"/>
-      <w:lvlText w:val="%1."/>
-      <w:lvlJc w:val="start"/>
-      <w:pPr>
-        <w:ind w:left="720" w:hanging="259"/>
-      </w:pPr>
-    </w:lvl>
-    <w:lvl w:ilvl="1" w15:tentative="1">
-      <w:start w:val="1"/>
-      <w:numFmt w:val="lowerLetter"/>
-      <w:lvlText w:val="%2."/>
-      <w:lvlJc w:val="start"/>
-      <w:pPr>
-        <w:ind w:left="1440" w:hanging="259"/>
-      </w:pPr>
-    </w:lvl>
-    <w:lvl w:ilvl="2" w15:tentative="1">
-      <w:start w:val="1"/>
-      <w:numFmt w:val="lowerRoman"/>
-      <w:lvlText w:val="%3."/>
-      <w:lvlJc w:val="start"/>
-      <w:pPr>
-        <w:ind w:left="2160" w:hanging="259"/>
-      </w:pPr>
-    </w:lvl>
-    <w:lvl w:ilvl="3" w15:tentative="1">
-      <w:start w:val="1"/>
-      <w:numFmt w:val="decimal"/>
-      <w:lvlText w:val="%4."/>
-      <w:lvlJc w:val="start"/>
-      <w:pPr>
-        <w:ind w:left="2880" w:hanging="259"/>
-      </w:pPr>
-    </w:lvl>
-    <w:lvl w:ilvl="4" w15:tentative="1">
-      <w:start w:val="1"/>
-      <w:numFmt w:val="lowerLetter"/>
-      <w:lvlText w:val="%5."/>
-      <w:lvlJc w:val="start"/>
-      <w:pPr>
-        <w:ind w:left="3600" w:hanging="259"/>
-      </w:pPr>
-    </w:lvl>
-    <w:lvl w:ilvl="5" w15:tentative="1">
-      <w:start w:val="1"/>
-      <w:numFmt w:val="lowerRoman"/>
-      <w:lvlText w:val="%6."/>
-      <w:lvlJc w:val="start"/>
-      <w:pPr>
-        <w:ind w:left="4320" w:hanging="259"/>
-      </w:pPr>
-    </w:lvl>
-    <w:lvl w:ilvl="6" w15:tentative="1">
-      <w:start w:val="1"/>
-      <w:numFmt w:val="decimal"/>
-      <w:lvlText w:val="%7."/>
-      <w:lvlJc w:val="start"/>
-      <w:pPr>
-        <w:ind w:left="5040" w:hanging="259"/>
-      </w:pPr>
-    </w:lvl>
-    <w:lvl w:ilvl="7" w15:tentative="1">
-      <w:start w:val="1"/>
-      <w:numFmt w:val="lowerLetter"/>
-      <w:lvlText w:val="%8."/>
-      <w:lvlJc w:val="start"/>
-      <w:pPr>
-        <w:ind w:left="5760" w:hanging="259"/>
-      </w:pPr>
-    </w:lvl>
-    <w:lvl w:ilvl="8" w15:tentative="1">
-      <w:start w:val="1"/>
-      <w:numFmt w:val="lowerRoman"/>
-      <w:lvlText w:val="%9."/>
-      <w:lvlJc w:val="start"/>
-      <w:pPr>
-        <w:ind w:left="6480" w:hanging="259"/>
-      </w:pPr>
-    </w:lvl>
-  </w:abstractNum>
-  <w:abstractNum w:abstractNumId="204" w15:restartNumberingAfterBreak="0">
-    <w:multiLevelType w:val="hybridMultilevel"/>
-    <w:lvl w:ilvl="0" w15:tentative="1">
-      <w:start w:val="1"/>
-      <w:numFmt w:val="decimal"/>
-      <w:lvlText w:val="%1."/>
-      <w:lvlJc w:val="start"/>
-      <w:pPr>
-        <w:ind w:left="720" w:hanging="259"/>
-      </w:pPr>
-    </w:lvl>
-    <w:lvl w:ilvl="1" w15:tentative="1">
-      <w:start w:val="1"/>
-      <w:numFmt w:val="lowerLetter"/>
-      <w:lvlText w:val="%2."/>
-      <w:lvlJc w:val="start"/>
-      <w:pPr>
-        <w:ind w:left="1440" w:hanging="259"/>
-      </w:pPr>
-    </w:lvl>
-    <w:lvl w:ilvl="2" w15:tentative="1">
-      <w:start w:val="1"/>
-      <w:numFmt w:val="lowerRoman"/>
-      <w:lvlText w:val="%3."/>
-      <w:lvlJc w:val="start"/>
-      <w:pPr>
-        <w:ind w:left="2160" w:hanging="259"/>
-      </w:pPr>
-    </w:lvl>
-    <w:lvl w:ilvl="3" w15:tentative="1">
-      <w:start w:val="1"/>
-      <w:numFmt w:val="decimal"/>
-      <w:lvlText w:val="%4."/>
-      <w:lvlJc w:val="start"/>
-      <w:pPr>
-        <w:ind w:left="2880" w:hanging="259"/>
-      </w:pPr>
-    </w:lvl>
-    <w:lvl w:ilvl="4" w15:tentative="1">
-      <w:start w:val="1"/>
-      <w:numFmt w:val="lowerLetter"/>
-      <w:lvlText w:val="%5."/>
-      <w:lvlJc w:val="start"/>
-      <w:pPr>
-        <w:ind w:left="3600" w:hanging="259"/>
-      </w:pPr>
-    </w:lvl>
-    <w:lvl w:ilvl="5" w15:tentative="1">
-      <w:start w:val="1"/>
-      <w:numFmt w:val="lowerRoman"/>
-      <w:lvlText w:val="%6."/>
-      <w:lvlJc w:val="start"/>
-      <w:pPr>
-        <w:ind w:left="4320" w:hanging="259"/>
-      </w:pPr>
-    </w:lvl>
-    <w:lvl w:ilvl="6" w15:tentative="1">
-      <w:start w:val="1"/>
-      <w:numFmt w:val="decimal"/>
-      <w:lvlText w:val="%7."/>
-      <w:lvlJc w:val="start"/>
-      <w:pPr>
-        <w:ind w:left="5040" w:hanging="259"/>
-      </w:pPr>
-    </w:lvl>
-    <w:lvl w:ilvl="7" w15:tentative="1">
-      <w:start w:val="1"/>
-      <w:numFmt w:val="lowerLetter"/>
-      <w:lvlText w:val="%8."/>
-      <w:lvlJc w:val="start"/>
-      <w:pPr>
-        <w:ind w:left="5760" w:hanging="259"/>
-      </w:pPr>
-    </w:lvl>
-    <w:lvl w:ilvl="8" w15:tentative="1">
-      <w:start w:val="1"/>
-      <w:numFmt w:val="lowerRoman"/>
-      <w:lvlText w:val="%9."/>
-      <w:lvlJc w:val="start"/>
-      <w:pPr>
-        <w:ind w:left="6480" w:hanging="259"/>
-      </w:pPr>
-    </w:lvl>
-  </w:abstractNum>
   <w:num w:numId="1">
+    <w:abstractNumId w:val="194"/>
+    <w:lvlOverride w:ilvl="0">
+      <w:startOverride w:val="1"/>
+    </w:lvlOverride>
+  </w:num>
+  <w:num w:numId="201">
+    <w:abstractNumId w:val="195"/>
+    <w:lvlOverride w:ilvl="0">
+      <w:startOverride w:val="1"/>
+    </w:lvlOverride>
+  </w:num>
+  <w:num w:numId="202">
+    <w:abstractNumId w:val="196"/>
+    <w:lvlOverride w:ilvl="0">
+      <w:startOverride w:val="1"/>
+    </w:lvlOverride>
+  </w:num>
+  <w:num w:numId="203">
+    <w:abstractNumId w:val="197"/>
+    <w:lvlOverride w:ilvl="0">
+      <w:startOverride w:val="1"/>
+    </w:lvlOverride>
+  </w:num>
+  <w:num w:numId="204">
     <w:abstractNumId w:val="198"/>
     <w:lvlOverride w:ilvl="0">
       <w:startOverride w:val="1"/>
@@ -1399,30 +1423,6 @@
   </w:num>
   <w:num w:numId="206">
     <w:abstractNumId w:val="200"/>
-    <w:lvlOverride w:ilvl="0">
-      <w:startOverride w:val="1"/>
-    </w:lvlOverride>
-  </w:num>
-  <w:num w:numId="207">
-    <w:abstractNumId w:val="201"/>
-    <w:lvlOverride w:ilvl="0">
-      <w:startOverride w:val="1"/>
-    </w:lvlOverride>
-  </w:num>
-  <w:num w:numId="208">
-    <w:abstractNumId w:val="202"/>
-    <w:lvlOverride w:ilvl="0">
-      <w:startOverride w:val="1"/>
-    </w:lvlOverride>
-  </w:num>
-  <w:num w:numId="209">
-    <w:abstractNumId w:val="203"/>
-    <w:lvlOverride w:ilvl="0">
-      <w:startOverride w:val="1"/>
-    </w:lvlOverride>
-  </w:num>
-  <w:num w:numId="210">
-    <w:abstractNumId w:val="204"/>
     <w:lvlOverride w:ilvl="0">
       <w:startOverride w:val="1"/>
     </w:lvlOverride>

--- a/chapters/exports/13-closeout.docx
+++ b/chapters/exports/13-closeout.docx
@@ -31,7 +31,7 @@
         <w:pStyle w:val="ListParagraph"/>
         <w:numPr>
           <w:ilvl w:val="0"/>
-          <w:numId w:val="201"/>
+          <w:numId w:val="230"/>
         </w:numPr>
       </w:pPr>
       <w:r>
@@ -43,11 +43,11 @@
         <w:pStyle w:val="ListParagraph"/>
         <w:numPr>
           <w:ilvl w:val="0"/>
-          <w:numId w:val="201"/>
+          <w:numId w:val="230"/>
         </w:numPr>
       </w:pPr>
       <w:r>
-        <w:t xml:space="preserve">Closeout includes complete key processes required by your grant agreement and institution. Make sure to start grant closeout well ahead of the end of your grant.</w:t>
+        <w:t xml:space="preserve">Closeout includes complete key processes required by your grant agreement and institution. Start grant closeout well before your grant ends.</w:t>
       </w:r>
     </w:p>
     <w:p>
@@ -55,11 +55,11 @@
         <w:pStyle w:val="ListParagraph"/>
         <w:numPr>
           <w:ilvl w:val="0"/>
-          <w:numId w:val="201"/>
+          <w:numId w:val="230"/>
         </w:numPr>
       </w:pPr>
       <w:r>
-        <w:t xml:space="preserve">For CALFIRE grants, closeout involves both financial and project report as well as completing forms sent to you by CALFIRE and on eCivis.</w:t>
+        <w:t xml:space="preserve">For CALFIRE grants, closeout involves both financial and project reports as well as completing forms sent to you by CALFIRE and on eCivis.</w:t>
       </w:r>
     </w:p>
     <w:p>
@@ -80,11 +80,11 @@
         <w:pStyle w:val="ListParagraph"/>
         <w:numPr>
           <w:ilvl w:val="0"/>
-          <w:numId w:val="202"/>
+          <w:numId w:val="231"/>
         </w:numPr>
       </w:pPr>
       <w:r>
-        <w:t xml:space="preserve">Do you need to amend your contract, based on task completion, expenses, or other factors? If yes, see the Amendments callout. If not, proceed to consider the next question.</w:t>
+        <w:t xml:space="preserve">Do you need to amend your contract, based on task completion, expenses, or other factors? If yes, see the Amendments callout. If not, move on to the next question.</w:t>
       </w:r>
     </w:p>
     <w:p>
@@ -92,7 +92,7 @@
         <w:pStyle w:val="ListParagraph"/>
         <w:numPr>
           <w:ilvl w:val="0"/>
-          <w:numId w:val="202"/>
+          <w:numId w:val="231"/>
         </w:numPr>
       </w:pPr>
       <w:r>
@@ -106,7 +106,7 @@
         <w:t xml:space="preserve">Remember</w:t>
       </w:r>
       <w:r>
-        <w:t xml:space="preserve">: You will not be able to submit further activity reports or complete pending tasks after the grant is closed and any unspent funds will be de-obligated and returned to the grantor.</w:t>
+        <w:t xml:space="preserve">: You will not be able to submit further activity reports or complete pending tasks after the grant is closed, and any unspent funds will be de-obligated and returned to the grantor.</w:t>
       </w:r>
     </w:p>
     <w:p/>
@@ -135,7 +135,7 @@
         <w:ind w:left="288" w:right="288"/>
       </w:pPr>
       <w:r>
-        <w:t xml:space="preserve">Amendment procedures differ across funders and sometimes across grant programs within the same agency, yet they almost always take longer than expected. Plan for any adjustments you may need well in advance of your grant closeout date. Additional tips to keep in mind include the following:</w:t>
+        <w:t xml:space="preserve">Amendment procedures differ across funders and sometimes across grant programs within the same agency, yet they almost always take longer than expected. Plan for any adjustments well in advance of your grant closeout date. Additional tips to keep in mind include the following:</w:t>
       </w:r>
     </w:p>
     <w:p>
@@ -143,7 +143,7 @@
         <w:pStyle w:val="ListParagraph"/>
         <w:numPr>
           <w:ilvl w:val="0"/>
-          <w:numId w:val="203"/>
+          <w:numId w:val="232"/>
         </w:numPr>
         <w:pBdr>
           <w:left w:val="double" w:color="5D85D0"/>
@@ -166,7 +166,7 @@
         <w:pStyle w:val="ListParagraph"/>
         <w:numPr>
           <w:ilvl w:val="0"/>
-          <w:numId w:val="203"/>
+          <w:numId w:val="232"/>
         </w:numPr>
       </w:pPr>
       <w:r>
@@ -185,7 +185,7 @@
         <w:pStyle w:val="ListParagraph"/>
         <w:numPr>
           <w:ilvl w:val="0"/>
-          <w:numId w:val="203"/>
+          <w:numId w:val="232"/>
         </w:numPr>
       </w:pPr>
       <w:r>
@@ -204,7 +204,7 @@
         <w:pStyle w:val="ListParagraph"/>
         <w:numPr>
           <w:ilvl w:val="0"/>
-          <w:numId w:val="203"/>
+          <w:numId w:val="232"/>
         </w:numPr>
       </w:pPr>
       <w:r>
@@ -215,7 +215,7 @@
         <w:t xml:space="preserve">Invoicing</w:t>
       </w:r>
       <w:r>
-        <w:t xml:space="preserve">. Once an amendment is submitted, eCivis cannot accept invoices until the amendment is approved.</w:t>
+        <w:t xml:space="preserve">. Once you submit an amendment, eCivis cannot accept invoices until it is approved.</w:t>
       </w:r>
     </w:p>
     <w:p>
@@ -223,7 +223,7 @@
         <w:pStyle w:val="ListParagraph"/>
         <w:numPr>
           <w:ilvl w:val="0"/>
-          <w:numId w:val="203"/>
+          <w:numId w:val="232"/>
         </w:numPr>
       </w:pPr>
       <w:r>
@@ -240,7 +240,7 @@
     <w:p/>
     <w:p>
       <w:r>
-        <w:t xml:space="preserve">Grant closeout is a process initiated well before your agreement termination date (</w:t>
+        <w:t xml:space="preserve">Grant closeout begins well before your agreement termination date (</w:t>
       </w:r>
       <w:r>
         <w:t xml:space="preserve">Figure </w:t>
@@ -261,7 +261,7 @@
           <wp:inline distT="0" distB="0" distL="0" distR="0">
             <wp:extent cx="4000500" cy="2153390"/>
             <wp:effectExtent b="0" l="0" r="0" t="0"/>
-            <wp:docPr id="191" name="" descr="" title=""/>
+            <wp:docPr id="220" name="" descr="" title=""/>
             <wp:cNvGraphicFramePr>
               <a:graphicFrameLocks xmlns:a="http://schemas.openxmlformats.org/drawingml/2006/main" noChangeAspect="1"/>
             </wp:cNvGraphicFramePr>
@@ -331,22 +331,22 @@
     </w:p>
     <w:p>
       <w:r>
-        <w:t xml:space="preserve">Once you have determined whether or not you will need to request an amendment, and submitted one if you do, start gathering final project metrics &amp; outcomes. Three months ahead of time may seem early to start, but you may need to track down data, analyze it, and start thinking of ways to visualize it in a compelling manner.</w:t>
-      </w:r>
-    </w:p>
-    <w:p>
-      <w:r>
-        <w:t xml:space="preserve">Two months before the grant report is due, draft the report with the project team. Note gaps in information, identify key learning, and things you might change, and treat the report writing as an overall process of learning within your organization. At this time, identify pathways to leverage your grant with other resources (you may actually want to start this process at least a year before the grant ends) and opportunities to use the grant report results to communicate with other audiences.</w:t>
-      </w:r>
-    </w:p>
-    <w:p>
-      <w:r>
-        <w:t xml:space="preserve">For example, you may want to tie results from the project into your annual report or a blog post on LinkedIn describing what you learned from the funding and the project. Use this as an opportunity to consider ways to thank your funder(s) and to interact with them to secure further funding (if needed).</w:t>
-      </w:r>
-    </w:p>
-    <w:p>
-      <w:r>
-        <w:t xml:space="preserve">One month prior to the grant’s end, analyze and process financial information. Don’t leave this until the last minute, as it takes time, and you don’t want to be combing through a mountain of receipts and other expenses at the last minute. You can always add expenses as you close out, but doing fewer at a time is easier.</w:t>
+        <w:t xml:space="preserve">Once you have determined whether you need to request an amendment and submitted one, start gathering final project metrics &amp; outcomes. Three months ahead of time may seem early, but you may need to track down data, analyze it, and start thinking about ways to visualize it compellingly.</w:t>
+      </w:r>
+    </w:p>
+    <w:p>
+      <w:r>
+        <w:t xml:space="preserve">Two months before the grant report is due, draft the report with the project team. Note gaps in information, identify key lessons and things you might change, and treat the report writing as an overall process of learning within your organization. At this time, identify pathways to leverage your grant with other resources (you may actually want to start this process at least a year before the grant ends) and opportunities to use the grant report results to communicate with other audiences.</w:t>
+      </w:r>
+    </w:p>
+    <w:p>
+      <w:r>
+        <w:t xml:space="preserve">For example, you may want to tie results from the project into your annual report or a blog post on LinkedIn describing what you learned from the funding and the project. Use this opportunity to consider ways to thank your funder(s) and interact with them to secure further funding (if needed).</w:t>
+      </w:r>
+    </w:p>
+    <w:p>
+      <w:r>
+        <w:t xml:space="preserve">One month before the grant ends, analyze and process financial information. Don’t leave this until the last minute, as it takes time, and you don’t want to be combing through a mountain of receipts and other expenses at the last minute. You can always add expenses as you close out, but doing fewer at a time is easier.</w:t>
       </w:r>
     </w:p>
     <w:p>
@@ -372,7 +372,7 @@
         <w:pStyle w:val="ListParagraph"/>
         <w:numPr>
           <w:ilvl w:val="0"/>
-          <w:numId w:val="204"/>
+          <w:numId w:val="233"/>
         </w:numPr>
       </w:pPr>
       <w:r>
@@ -383,7 +383,7 @@
         <w:t xml:space="preserve">Get organized</w:t>
       </w:r>
       <w:r>
-        <w:t xml:space="preserve">. Review grant commitments (including project goals), approved budget, and expenditures to date. Create a timeline for finishing the report that includes cut-off dates for implementation/expenses and staff responsible for each item. Gather all relevant documentation on project accomplishments, metrics, photos, and financials.</w:t>
+        <w:t xml:space="preserve">. Review grant commitments (including project goals), approved budget, and expenditures to date. Create a timeline for finishing the report, including cut-off dates for implementation/expenses and the staff responsible for each item. Gather all relevant documentation on project accomplishments, metrics, photos, and financials.</w:t>
       </w:r>
     </w:p>
     <w:p>
@@ -391,7 +391,7 @@
         <w:pStyle w:val="ListParagraph"/>
         <w:numPr>
           <w:ilvl w:val="0"/>
-          <w:numId w:val="204"/>
+          <w:numId w:val="233"/>
         </w:numPr>
       </w:pPr>
       <w:r>
@@ -410,7 +410,7 @@
         <w:pStyle w:val="ListParagraph"/>
         <w:numPr>
           <w:ilvl w:val="0"/>
-          <w:numId w:val="204"/>
+          <w:numId w:val="233"/>
         </w:numPr>
       </w:pPr>
       <w:r>
@@ -429,7 +429,7 @@
         <w:pStyle w:val="ListParagraph"/>
         <w:numPr>
           <w:ilvl w:val="0"/>
-          <w:numId w:val="204"/>
+          <w:numId w:val="233"/>
         </w:numPr>
       </w:pPr>
       <w:r>
@@ -440,7 +440,7 @@
         <w:t xml:space="preserve">Visualize</w:t>
       </w:r>
       <w:r>
-        <w:t xml:space="preserve">. Think of creative ways to visualize and convey your results beyond words in a paragraph (within bounds of agreement and reporting requirements). Graphs, maps, and photos all help communicate your message and the accomplishments of the project.</w:t>
+        <w:t xml:space="preserve">. Think of creative ways to visualize and convey your results beyond words in a paragraph (within bounds of agreement and reporting requirements). Graphs, maps, and photos help communicate your message and the project’s accomplishments.</w:t>
       </w:r>
     </w:p>
     <w:p>
@@ -448,7 +448,7 @@
         <w:pStyle w:val="ListParagraph"/>
         <w:numPr>
           <w:ilvl w:val="0"/>
-          <w:numId w:val="204"/>
+          <w:numId w:val="233"/>
         </w:numPr>
       </w:pPr>
       <w:r>
@@ -467,7 +467,7 @@
         <w:pStyle w:val="ListParagraph"/>
         <w:numPr>
           <w:ilvl w:val="0"/>
-          <w:numId w:val="204"/>
+          <w:numId w:val="233"/>
         </w:numPr>
       </w:pPr>
       <w:r>
@@ -507,7 +507,7 @@
         <w:ind w:left="288" w:right="288"/>
       </w:pPr>
       <w:r>
-        <w:t xml:space="preserve">If your project results, reports, or analyses contain proprietary information, discuss with your program manager how to submit and share results that do not compromise or put this information in the public sphere. Some businesses have not submitted results, but still showed proof of completion, e.g., feasibility or marketing studies.</w:t>
+        <w:t xml:space="preserve">If your project results, reports, or analyses contain proprietary information, discuss with your program manager how to submit and share results that do not compromise or put this information in the public sphere. Some businesses have not submitted results but still showed proof of completion (e.g., feasibility or marketing studies).</w:t>
       </w:r>
     </w:p>
     <w:p/>
@@ -529,11 +529,11 @@
         <w:pStyle w:val="ListParagraph"/>
         <w:numPr>
           <w:ilvl w:val="0"/>
-          <w:numId w:val="205"/>
+          <w:numId w:val="234"/>
         </w:numPr>
       </w:pPr>
       <w:r>
-        <w:t xml:space="preserve">Complete the Project Closeout Report Form provided to you by CALFIRE. Be sure to include allowable supporting materials, such as photographs, news articles and reports, that demonstrate your project’s accomplishments.</w:t>
+        <w:t xml:space="preserve">Complete the Project Closeout Report Form provided to you by CALFIRE. Be sure to include allowable supporting materials, such as photographs, news articles, and reports, that demonstrate your project’s accomplishments.</w:t>
       </w:r>
     </w:p>
     <w:p>
@@ -541,7 +541,7 @@
         <w:pStyle w:val="ListParagraph"/>
         <w:numPr>
           <w:ilvl w:val="0"/>
-          <w:numId w:val="205"/>
+          <w:numId w:val="234"/>
         </w:numPr>
       </w:pPr>
       <w:r>
@@ -562,7 +562,7 @@
         <w:pStyle w:val="ListParagraph"/>
         <w:numPr>
           <w:ilvl w:val="0"/>
-          <w:numId w:val="205"/>
+          <w:numId w:val="234"/>
         </w:numPr>
       </w:pPr>
       <w:r>
@@ -578,7 +578,7 @@
           <wp:inline distT="0" distB="0" distL="0" distR="0">
             <wp:extent cx="4000500" cy="1724275"/>
             <wp:effectExtent b="0" l="0" r="0" t="0"/>
-            <wp:docPr id="192" name="" descr="" title=""/>
+            <wp:docPr id="221" name="" descr="" title=""/>
             <wp:cNvGraphicFramePr>
               <a:graphicFrameLocks xmlns:a="http://schemas.openxmlformats.org/drawingml/2006/main" noChangeAspect="1"/>
             </wp:cNvGraphicFramePr>
@@ -659,18 +659,18 @@
         <w:pStyle w:val="ListParagraph"/>
         <w:numPr>
           <w:ilvl w:val="0"/>
-          <w:numId w:val="206"/>
+          <w:numId w:val="235"/>
         </w:numPr>
       </w:pPr>
       <w:r>
         <w:t xml:space="preserve">Examples of forms and documentation for closeout can be found in the Grant Closeout Workshop on the </w:t>
       </w:r>
-      <w:hyperlink w:history="1" r:id="rIdpd_gvaegacxtbiicv3kbr">
+      <w:hyperlink w:history="1" r:id="rIdtehw_w_dq0spx4jybzgky">
         <w:r>
           <w:rPr>
             <w:rStyle w:val="Hyperlink"/>
           </w:rPr>
-          <w:t xml:space="preserve">FBA youtube channel</w:t>
+          <w:t xml:space="preserve">FBA YouTube channel</w:t>
         </w:r>
       </w:hyperlink>
       <w:r>
@@ -682,7 +682,7 @@
         <w:pStyle w:val="ListParagraph"/>
         <w:numPr>
           <w:ilvl w:val="0"/>
-          <w:numId w:val="206"/>
+          <w:numId w:val="235"/>
         </w:numPr>
       </w:pPr>
       <w:r>
@@ -719,7 +719,7 @@
         <wp:inline distT="0" distB="0" distL="0" distR="0">
           <wp:extent cx="608542" cy="105833"/>
           <wp:effectExtent b="0" l="0" r="0" t="0"/>
-          <wp:docPr id="193" name="" descr="" title=""/>
+          <wp:docPr id="222" name="" descr="" title=""/>
           <wp:cNvGraphicFramePr>
             <a:graphicFrameLocks xmlns:a="http://schemas.openxmlformats.org/drawingml/2006/main" noChangeAspect="1"/>
           </wp:cNvGraphicFramePr>
@@ -797,7 +797,7 @@
 
 <file path=word/numbering.xml><?xml version="1.0" encoding="utf-8"?>
 <w:numbering xmlns:wpc="http://schemas.microsoft.com/office/word/2010/wordprocessingCanvas" xmlns:mc="http://schemas.openxmlformats.org/markup-compatibility/2006" xmlns:o="urn:schemas-microsoft-com:office:office" xmlns:r="http://schemas.openxmlformats.org/officeDocument/2006/relationships" xmlns:m="http://schemas.openxmlformats.org/officeDocument/2006/math" xmlns:v="urn:schemas-microsoft-com:vml" xmlns:wp14="http://schemas.microsoft.com/office/word/2010/wordprocessingDrawing" xmlns:wp="http://schemas.openxmlformats.org/drawingml/2006/wordprocessingDrawing" xmlns:w10="urn:schemas-microsoft-com:office:word" xmlns:w="http://schemas.openxmlformats.org/wordprocessingml/2006/main" xmlns:w14="http://schemas.microsoft.com/office/word/2010/wordml" xmlns:w15="http://schemas.microsoft.com/office/word/2012/wordml" xmlns:wpg="http://schemas.microsoft.com/office/word/2010/wordprocessingGroup" xmlns:wpi="http://schemas.microsoft.com/office/word/2010/wordprocessingInk" xmlns:wne="http://schemas.microsoft.com/office/word/2006/wordml" xmlns:wps="http://schemas.microsoft.com/office/word/2010/wordprocessingShape" mc:Ignorable="w14 w15 wp14">
-  <w:abstractNum w:abstractNumId="194" w15:restartNumberingAfterBreak="0">
+  <w:abstractNum w:abstractNumId="223" w15:restartNumberingAfterBreak="0">
     <w:multiLevelType w:val="hybridMultilevel"/>
     <w:lvl w:ilvl="0" w15:tentative="1">
       <w:start w:val="1"/>
@@ -881,7 +881,7 @@
       </w:pPr>
     </w:lvl>
   </w:abstractNum>
-  <w:abstractNum w:abstractNumId="195" w15:restartNumberingAfterBreak="0">
+  <w:abstractNum w:abstractNumId="224" w15:restartNumberingAfterBreak="0">
     <w:multiLevelType w:val="hybridMultilevel"/>
     <w:lvl w:ilvl="0" w15:tentative="1">
       <w:start w:val="1"/>
@@ -965,7 +965,7 @@
       </w:pPr>
     </w:lvl>
   </w:abstractNum>
-  <w:abstractNum w:abstractNumId="196" w15:restartNumberingAfterBreak="0">
+  <w:abstractNum w:abstractNumId="225" w15:restartNumberingAfterBreak="0">
     <w:multiLevelType w:val="hybridMultilevel"/>
     <w:lvl w:ilvl="0" w15:tentative="1">
       <w:start w:val="1"/>
@@ -1049,7 +1049,7 @@
       </w:pPr>
     </w:lvl>
   </w:abstractNum>
-  <w:abstractNum w:abstractNumId="197" w15:restartNumberingAfterBreak="0">
+  <w:abstractNum w:abstractNumId="226" w15:restartNumberingAfterBreak="0">
     <w:multiLevelType w:val="hybridMultilevel"/>
     <w:lvl w:ilvl="0" w15:tentative="1">
       <w:start w:val="1"/>
@@ -1133,7 +1133,7 @@
       </w:pPr>
     </w:lvl>
   </w:abstractNum>
-  <w:abstractNum w:abstractNumId="198" w15:restartNumberingAfterBreak="0">
+  <w:abstractNum w:abstractNumId="227" w15:restartNumberingAfterBreak="0">
     <w:multiLevelType w:val="hybridMultilevel"/>
     <w:lvl w:ilvl="0" w15:tentative="1">
       <w:start w:val="1"/>
@@ -1217,7 +1217,7 @@
       </w:pPr>
     </w:lvl>
   </w:abstractNum>
-  <w:abstractNum w:abstractNumId="199" w15:restartNumberingAfterBreak="0">
+  <w:abstractNum w:abstractNumId="228" w15:restartNumberingAfterBreak="0">
     <w:multiLevelType w:val="hybridMultilevel"/>
     <w:lvl w:ilvl="0" w15:tentative="1">
       <w:start w:val="1"/>
@@ -1301,7 +1301,7 @@
       </w:pPr>
     </w:lvl>
   </w:abstractNum>
-  <w:abstractNum w:abstractNumId="200" w15:restartNumberingAfterBreak="0">
+  <w:abstractNum w:abstractNumId="229" w15:restartNumberingAfterBreak="0">
     <w:multiLevelType w:val="hybridMultilevel"/>
     <w:lvl w:ilvl="0" w15:tentative="1">
       <w:start w:val="1"/>
@@ -1386,43 +1386,43 @@
     </w:lvl>
   </w:abstractNum>
   <w:num w:numId="1">
-    <w:abstractNumId w:val="194"/>
+    <w:abstractNumId w:val="223"/>
     <w:lvlOverride w:ilvl="0">
       <w:startOverride w:val="1"/>
     </w:lvlOverride>
   </w:num>
-  <w:num w:numId="201">
-    <w:abstractNumId w:val="195"/>
+  <w:num w:numId="230">
+    <w:abstractNumId w:val="224"/>
     <w:lvlOverride w:ilvl="0">
       <w:startOverride w:val="1"/>
     </w:lvlOverride>
   </w:num>
-  <w:num w:numId="202">
-    <w:abstractNumId w:val="196"/>
+  <w:num w:numId="231">
+    <w:abstractNumId w:val="225"/>
     <w:lvlOverride w:ilvl="0">
       <w:startOverride w:val="1"/>
     </w:lvlOverride>
   </w:num>
-  <w:num w:numId="203">
-    <w:abstractNumId w:val="197"/>
+  <w:num w:numId="232">
+    <w:abstractNumId w:val="226"/>
     <w:lvlOverride w:ilvl="0">
       <w:startOverride w:val="1"/>
     </w:lvlOverride>
   </w:num>
-  <w:num w:numId="204">
-    <w:abstractNumId w:val="198"/>
+  <w:num w:numId="233">
+    <w:abstractNumId w:val="227"/>
     <w:lvlOverride w:ilvl="0">
       <w:startOverride w:val="1"/>
     </w:lvlOverride>
   </w:num>
-  <w:num w:numId="205">
-    <w:abstractNumId w:val="199"/>
+  <w:num w:numId="234">
+    <w:abstractNumId w:val="228"/>
     <w:lvlOverride w:ilvl="0">
       <w:startOverride w:val="1"/>
     </w:lvlOverride>
   </w:num>
-  <w:num w:numId="206">
-    <w:abstractNumId w:val="200"/>
+  <w:num w:numId="235">
+    <w:abstractNumId w:val="229"/>
     <w:lvlOverride w:ilvl="0">
       <w:startOverride w:val="1"/>
     </w:lvlOverride>
